--- a/rally-prd-v4.docx
+++ b/rally-prd-v4.docx
@@ -1100,7 +1100,7 @@
                 <w:sz w:val="20"/>
                 <w:szCs w:val="20"/>
               </w:rPr>
-              <w:t xml:space="preserve">Paste Airbnb/hotel link (people want to see the house!)</w:t>
+              <w:t xml:space="preserve">Add Lodging: paste Airbnb link + cost/night (add multiple for voting)</w:t>
             </w:r>
           </w:p>
           <w:p>
@@ -1114,7 +1114,7 @@
                 <w:sz w:val="20"/>
                 <w:szCs w:val="20"/>
               </w:rPr>
-              <w:t xml:space="preserve">Paste rough flight info with estimated cost</w:t>
+              <w:t xml:space="preserve">Add Flights: departure → arrival + estimated price</w:t>
             </w:r>
           </w:p>
           <w:p>
@@ -1128,7 +1128,7 @@
                 <w:sz w:val="20"/>
                 <w:szCs w:val="20"/>
               </w:rPr>
-              <w:t xml:space="preserve">Optionally add activity/restaurant ideas</w:t>
+              <w:t xml:space="preserve">Add Transport, Restaurants, Activities with minimal fields</w:t>
             </w:r>
           </w:p>
           <w:p>
@@ -2197,6 +2197,20 @@
               <w:t xml:space="preserve">Payment requests go out for shared costs</w:t>
             </w:r>
           </w:p>
+          <w:p>
+            <w:pPr>
+              <w:spacing w:after="40"/>
+            </w:pPr>
+            <w:r>
+              <w:rPr>
+                <w:rFonts w:ascii="Arial" w:cs="Arial" w:eastAsia="Arial" w:hAnsi="Arial"/>
+                <w:color w:val="333333"/>
+                <w:sz w:val="20"/>
+                <w:szCs w:val="20"/>
+              </w:rPr>
+              <w:t xml:space="preserve">Late joiners: organizer can re-share the locked trip page — new people see the confirmed plan, RSVP to opt in, and per-person cost recalculates downward for everyone</w:t>
+            </w:r>
+          </w:p>
         </w:tc>
       </w:tr>
       <w:tr>
@@ -4271,7 +4285,7 @@
           <w:sz w:val="22"/>
           <w:szCs w:val="22"/>
         </w:rPr>
-        <w:t xml:space="preserve">Add Lodging — paste Airbnb/hotel link; Rally renders rich preview with photos and price</w:t>
+        <w:t xml:space="preserve">Add Lodging — paste Airbnb/hotel link + cost per night. OG scrape pulls hero image and title. Add multiple options for carousel voting.</w:t>
       </w:r>
     </w:p>
     <w:p>
@@ -4290,7 +4304,7 @@
           <w:sz w:val="22"/>
           <w:szCs w:val="22"/>
         </w:rPr>
-        <w:t xml:space="preserve">Add Transport — paste flight search link or enter airline + route + estimated cost. Mark as “Book your own”</w:t>
+        <w:t xml:space="preserve">Add Flights — departure airport + arrival airport + estimated price. That’s it. Airline and flight number come in Lock phase.</w:t>
       </w:r>
     </w:p>
     <w:p>
@@ -4309,7 +4323,7 @@
           <w:sz w:val="22"/>
           <w:szCs w:val="22"/>
         </w:rPr>
-        <w:t xml:space="preserve">Add Rental Car — if needed: estimated daily rate, split across the group</w:t>
+        <w:t xml:space="preserve">Add Transport — pick subtype (car rental / taxi / transit) + estimated cost. That’s it for now.</w:t>
       </w:r>
     </w:p>
     <w:p>
@@ -4328,7 +4342,7 @@
           <w:sz w:val="22"/>
           <w:szCs w:val="22"/>
         </w:rPr>
-        <w:t xml:space="preserve">Add Activities — cenote trip, snorkeling, yoga class, excursions. Each with cost and “Split” or “Book yours” tag</w:t>
+        <w:t xml:space="preserve">Add Rental Car — if needed: estimated daily rate, split across the group</w:t>
       </w:r>
     </w:p>
     <w:p>
@@ -4347,7 +4361,7 @@
           <w:sz w:val="22"/>
           <w:szCs w:val="22"/>
         </w:rPr>
-        <w:t xml:space="preserve">Add Meals &amp; Groceries — estimated grocery run for the house + group dinner reservations</w:t>
+        <w:t xml:space="preserve">Add Activities — name + estimated cost per activity. Date and time optional for later.</w:t>
       </w:r>
     </w:p>
     <w:p>
@@ -4366,7 +4380,7 @@
           <w:sz w:val="22"/>
           <w:szCs w:val="22"/>
         </w:rPr>
-        <w:t xml:space="preserve">Set Commitment Deadline — drives the countdown timer</w:t>
+        <w:t xml:space="preserve">Add Meals &amp; Restaurants — just a name to start. Date, time, address come later.</w:t>
       </w:r>
     </w:p>
     <w:p>
@@ -4385,7 +4399,7 @@
           <w:sz w:val="22"/>
           <w:szCs w:val="22"/>
         </w:rPr>
-        <w:t xml:space="preserve">Review — preview the trip page as an invitee would see it</w:t>
+        <w:t xml:space="preserve">Set Commitment Deadline — drives the countdown timer</w:t>
       </w:r>
     </w:p>
     <w:p>
@@ -4404,6 +4418,25 @@
           <w:sz w:val="22"/>
           <w:szCs w:val="22"/>
         </w:rPr>
+        <w:t xml:space="preserve">Review — preview the trip page as an invitee would see it</w:t>
+      </w:r>
+    </w:p>
+    <w:p>
+      <w:pPr>
+        <w:pStyle w:val="ListParagraph"/>
+        <w:numPr>
+          <w:ilvl w:val="0"/>
+          <w:numId w:val="5"/>
+        </w:numPr>
+        <w:spacing w:after="80" w:line="280"/>
+      </w:pPr>
+      <w:r>
+        <w:rPr>
+          <w:rFonts w:ascii="Arial" w:cs="Arial" w:eastAsia="Arial" w:hAnsi="Arial"/>
+          <w:color w:val="333333"/>
+          <w:sz w:val="22"/>
+          <w:szCs w:val="22"/>
+        </w:rPr>
         <w:t xml:space="preserve">Share — generate link, share to group chat or stories</w:t>
       </w:r>
     </w:p>
@@ -5080,83 +5113,17 @@
           <w:sz w:val="22"/>
           <w:szCs w:val="22"/>
         </w:rPr>
-        <w:t xml:space="preserve">Trip Blocks — </w:t>
-      </w:r>
-      <w:r>
-        <w:rPr>
-          <w:rFonts w:ascii="Arial" w:cs="Arial" w:eastAsia="Arial" w:hAnsi="Arial"/>
-          <w:color w:val="333333"/>
-          <w:sz w:val="22"/>
-          <w:szCs w:val="22"/>
-        </w:rPr>
-        <w:t xml:space="preserve">Stacked cards for each component of the trip, each clearly tagged:</w:t>
-      </w:r>
-    </w:p>
-    <w:p>
-      <w:pPr>
-        <w:spacing w:after="80"/>
-      </w:pPr>
-    </w:p>
-    <w:p>
-      <w:pPr>
-        <w:spacing w:after="160" w:line="300"/>
-      </w:pPr>
-      <w:r>
-        <w:rPr>
-          <w:rFonts w:ascii="Arial" w:cs="Arial" w:eastAsia="Arial" w:hAnsi="Arial"/>
-          <w:color w:val="333333"/>
-          <w:sz w:val="22"/>
-          <w:szCs w:val="22"/>
-        </w:rPr>
-        <w:t xml:space="preserve">  • Flights — Route, airline, direct/layover, estimated price. Tagged “Book yours.” Links to flight search.</w:t>
-      </w:r>
-    </w:p>
-    <w:p>
-      <w:pPr>
-        <w:spacing w:after="160" w:line="300"/>
-      </w:pPr>
-      <w:r>
-        <w:rPr>
-          <w:rFonts w:ascii="Arial" w:cs="Arial" w:eastAsia="Arial" w:hAnsi="Arial"/>
-          <w:color w:val="333333"/>
-          <w:sz w:val="22"/>
-          <w:szCs w:val="22"/>
-        </w:rPr>
-        <w:t xml:space="preserve">  • Rental Car — Vehicle type, daily rate, total split. Tagged “Split.”</w:t>
-      </w:r>
-    </w:p>
-    <w:p>
-      <w:pPr>
-        <w:spacing w:after="160" w:line="300"/>
-      </w:pPr>
-      <w:r>
-        <w:rPr>
-          <w:rFonts w:ascii="Arial" w:cs="Arial" w:eastAsia="Arial" w:hAnsi="Arial"/>
-          <w:color w:val="333333"/>
-          <w:sz w:val="22"/>
-          <w:szCs w:val="22"/>
-        </w:rPr>
-        <w:t xml:space="preserve">  • Activities — Cenote trips, snorkeling, yoga, excursions. Each with per-person cost and Split/Book yours tag.</w:t>
-      </w:r>
-    </w:p>
-    <w:p>
-      <w:pPr>
-        <w:spacing w:after="160" w:line="300"/>
-      </w:pPr>
-      <w:r>
-        <w:rPr>
-          <w:rFonts w:ascii="Arial" w:cs="Arial" w:eastAsia="Arial" w:hAnsi="Arial"/>
-          <w:color w:val="333333"/>
-          <w:sz w:val="22"/>
-          <w:szCs w:val="22"/>
-        </w:rPr>
-        <w:t xml:space="preserve">  • Meals &amp; Groceries — Grocery run estimate + group dinner reservations. Tagged “Split.” Can mention specific restaurants.</w:t>
-      </w:r>
-    </w:p>
-    <w:p>
-      <w:pPr>
-        <w:spacing w:after="80"/>
-      </w:pPr>
+        <w:t xml:space="preserve">The House (Lodging Carousel) — </w:t>
+      </w:r>
+      <w:r>
+        <w:rPr>
+          <w:rFonts w:ascii="Arial" w:cs="Arial" w:eastAsia="Arial" w:hAnsi="Arial"/>
+          <w:color w:val="333333"/>
+          <w:sz w:val="22"/>
+          <w:szCs w:val="22"/>
+        </w:rPr>
+        <w:t xml:space="preserve">If the organizer added multiple lodging options, they render as a swipeable carousel. Each card shows the OG image, listing name, price per night, and highlights. Invitees vote for their favorite — vote counts and voter avatars appear on each card. If only one option, it renders as a single rich card with browsable photos. This is the visual centerpiece of the page.</w:t>
+      </w:r>
     </w:p>
     <w:p>
       <w:pPr>
@@ -5176,16 +5143,16 @@
           <w:sz w:val="22"/>
           <w:szCs w:val="22"/>
         </w:rPr>
-        <w:t xml:space="preserve">Per-Person Cost — </w:t>
-      </w:r>
-      <w:r>
-        <w:rPr>
-          <w:rFonts w:ascii="Arial" w:cs="Arial" w:eastAsia="Arial" w:hAnsi="Arial"/>
-          <w:color w:val="333333"/>
-          <w:sz w:val="22"/>
-          <w:szCs w:val="22"/>
-        </w:rPr>
-        <w:t xml:space="preserve">Large, prominent total with animated count-up on scroll. Visual breakdown with proportion bars for each category. Clearly separates “Shared costs: ~$X/pp” from “Book your own: ~$Y.” Per-person total updates dynamically as headcount changes with RSVPs.</w:t>
+        <w:t xml:space="preserve">Flights — </w:t>
+      </w:r>
+      <w:r>
+        <w:rPr>
+          <w:rFonts w:ascii="Arial" w:cs="Arial" w:eastAsia="Arial" w:hAnsi="Arial"/>
+          <w:color w:val="333333"/>
+          <w:sz w:val="22"/>
+          <w:szCs w:val="22"/>
+        </w:rPr>
+        <w:t xml:space="preserve">Flight card showing route (JFK → CUN), estimated price, and airline logo. Tagged “Book yours.” Links to flight search.</w:t>
       </w:r>
     </w:p>
     <w:p>
@@ -5206,16 +5173,16 @@
           <w:sz w:val="22"/>
           <w:szCs w:val="22"/>
         </w:rPr>
-        <w:t xml:space="preserve">Date Poll — </w:t>
-      </w:r>
-      <w:r>
-        <w:rPr>
-          <w:rFonts w:ascii="Arial" w:cs="Arial" w:eastAsia="Arial" w:hAnsi="Arial"/>
-          <w:color w:val="333333"/>
-          <w:sz w:val="22"/>
-          <w:szCs w:val="22"/>
-        </w:rPr>
-        <w:t xml:space="preserve">Tappable date range options with vote counts and stacked avatar indicators showing who voted for what. Selected options scale up slightly for tactile feedback.</w:t>
+        <w:t xml:space="preserve">Transport — </w:t>
+      </w:r>
+      <w:r>
+        <w:rPr>
+          <w:rFonts w:ascii="Arial" w:cs="Arial" w:eastAsia="Arial" w:hAnsi="Arial"/>
+          <w:color w:val="333333"/>
+          <w:sz w:val="22"/>
+          <w:szCs w:val="22"/>
+        </w:rPr>
+        <w:t xml:space="preserve">Rental car, taxi, or transit card. Provider logo, estimated cost, tagged “Split” or “Book yours.”</w:t>
       </w:r>
     </w:p>
     <w:p>
@@ -5236,16 +5203,16 @@
           <w:sz w:val="22"/>
           <w:szCs w:val="22"/>
         </w:rPr>
-        <w:t xml:space="preserve">Who’s In — </w:t>
-      </w:r>
-      <w:r>
-        <w:rPr>
-          <w:rFonts w:ascii="Arial" w:cs="Arial" w:eastAsia="Arial" w:hAnsi="Arial"/>
-          <w:color w:val="333333"/>
-          <w:sz w:val="22"/>
-          <w:szCs w:val="22"/>
-        </w:rPr>
-        <w:t xml:space="preserve">Guest list with profile photos (or avatar initials), names, and status badges (“I’m in! ✈️” / “Maybe 🤔” / “Waiting...”). Each row slides in on scroll. Tapping any guest opens their profile card: photo, short bio, Instagram/TikTok links. Critical for trips where not everyone knows each other — bachelorette weekends, couples trips, friend-of-friend groups. Puts faces to names before you share a house.</w:t>
+        <w:t xml:space="preserve">Restaurants — </w:t>
+      </w:r>
+      <w:r>
+        <w:rPr>
+          <w:rFonts w:ascii="Arial" w:cs="Arial" w:eastAsia="Arial" w:hAnsi="Arial"/>
+          <w:color w:val="333333"/>
+          <w:sz w:val="22"/>
+          <w:szCs w:val="22"/>
+        </w:rPr>
+        <w:t xml:space="preserve">Simple list: name, date, time. OG image from link if available.</w:t>
       </w:r>
     </w:p>
     <w:p>
@@ -5266,17 +5233,22 @@
           <w:sz w:val="22"/>
           <w:szCs w:val="22"/>
         </w:rPr>
-        <w:t xml:space="preserve">Group Chat — </w:t>
-      </w:r>
-      <w:r>
-        <w:rPr>
-          <w:rFonts w:ascii="Arial" w:cs="Arial" w:eastAsia="Arial" w:hAnsi="Arial"/>
-          <w:color w:val="333333"/>
-          <w:sz w:val="22"/>
-          <w:szCs w:val="22"/>
-        </w:rPr>
-        <w:t xml:space="preserve">A hype feed where the group can post comments, reactions, and questions. Shows existing conversation (e.g., “This house is INSANE” “Who’s on the 7am JetBlue?”). Tappable emoji reactions on each message. Text input to “Drop some hype.” Keeps people returning to the trip page.</w:t>
-      </w:r>
+        <w:t xml:space="preserve">Activities — </w:t>
+      </w:r>
+      <w:r>
+        <w:rPr>
+          <w:rFonts w:ascii="Arial" w:cs="Arial" w:eastAsia="Arial" w:hAnsi="Arial"/>
+          <w:color w:val="333333"/>
+          <w:sz w:val="22"/>
+          <w:szCs w:val="22"/>
+        </w:rPr>
+        <w:t xml:space="preserve">Activity cards with name, estimated cost, and OG image. Tagged “Split” or “Book yours.”</w:t>
+      </w:r>
+    </w:p>
+    <w:p>
+      <w:pPr>
+        <w:spacing w:after="80"/>
+      </w:pPr>
     </w:p>
     <w:p>
       <w:pPr>
@@ -5296,6 +5268,126 @@
           <w:sz w:val="22"/>
           <w:szCs w:val="22"/>
         </w:rPr>
+        <w:t xml:space="preserve">Per-Person Cost — </w:t>
+      </w:r>
+      <w:r>
+        <w:rPr>
+          <w:rFonts w:ascii="Arial" w:cs="Arial" w:eastAsia="Arial" w:hAnsi="Arial"/>
+          <w:color w:val="333333"/>
+          <w:sz w:val="22"/>
+          <w:szCs w:val="22"/>
+        </w:rPr>
+        <w:t xml:space="preserve">Large, prominent total with animated count-up on scroll. Visual breakdown with proportion bars for each category. Clearly separates “Shared costs: ~$X/pp” from “Book your own: ~$Y.” Per-person total updates dynamically as headcount changes with RSVPs.</w:t>
+      </w:r>
+    </w:p>
+    <w:p>
+      <w:pPr>
+        <w:pStyle w:val="ListParagraph"/>
+        <w:numPr>
+          <w:ilvl w:val="0"/>
+          <w:numId w:val="9"/>
+        </w:numPr>
+        <w:spacing w:after="80" w:line="280"/>
+      </w:pPr>
+      <w:r>
+        <w:rPr>
+          <w:rFonts w:ascii="Arial" w:cs="Arial" w:eastAsia="Arial" w:hAnsi="Arial"/>
+          <w:b/>
+          <w:bCs/>
+          <w:color w:val="333333"/>
+          <w:sz w:val="22"/>
+          <w:szCs w:val="22"/>
+        </w:rPr>
+        <w:t xml:space="preserve">Date Poll — </w:t>
+      </w:r>
+      <w:r>
+        <w:rPr>
+          <w:rFonts w:ascii="Arial" w:cs="Arial" w:eastAsia="Arial" w:hAnsi="Arial"/>
+          <w:color w:val="333333"/>
+          <w:sz w:val="22"/>
+          <w:szCs w:val="22"/>
+        </w:rPr>
+        <w:t xml:space="preserve">Tappable date range options with vote counts and stacked avatar indicators showing who voted for what. Selected options scale up slightly for tactile feedback.</w:t>
+      </w:r>
+    </w:p>
+    <w:p>
+      <w:pPr>
+        <w:pStyle w:val="ListParagraph"/>
+        <w:numPr>
+          <w:ilvl w:val="0"/>
+          <w:numId w:val="9"/>
+        </w:numPr>
+        <w:spacing w:after="80" w:line="280"/>
+      </w:pPr>
+      <w:r>
+        <w:rPr>
+          <w:rFonts w:ascii="Arial" w:cs="Arial" w:eastAsia="Arial" w:hAnsi="Arial"/>
+          <w:b/>
+          <w:bCs/>
+          <w:color w:val="333333"/>
+          <w:sz w:val="22"/>
+          <w:szCs w:val="22"/>
+        </w:rPr>
+        <w:t xml:space="preserve">Who’s In — </w:t>
+      </w:r>
+      <w:r>
+        <w:rPr>
+          <w:rFonts w:ascii="Arial" w:cs="Arial" w:eastAsia="Arial" w:hAnsi="Arial"/>
+          <w:color w:val="333333"/>
+          <w:sz w:val="22"/>
+          <w:szCs w:val="22"/>
+        </w:rPr>
+        <w:t xml:space="preserve">Guest list with profile photos (or avatar initials), names, and status badges (“I’m in! ✈️” / “Maybe 🤔” / “Waiting...”). Each row slides in on scroll. Tapping any guest opens their profile card: photo, short bio, Instagram/TikTok links. Critical for trips where not everyone knows each other — bachelorette weekends, couples trips, friend-of-friend groups. Puts faces to names before you share a house.</w:t>
+      </w:r>
+    </w:p>
+    <w:p>
+      <w:pPr>
+        <w:pStyle w:val="ListParagraph"/>
+        <w:numPr>
+          <w:ilvl w:val="0"/>
+          <w:numId w:val="9"/>
+        </w:numPr>
+        <w:spacing w:after="80" w:line="280"/>
+      </w:pPr>
+      <w:r>
+        <w:rPr>
+          <w:rFonts w:ascii="Arial" w:cs="Arial" w:eastAsia="Arial" w:hAnsi="Arial"/>
+          <w:b/>
+          <w:bCs/>
+          <w:color w:val="333333"/>
+          <w:sz w:val="22"/>
+          <w:szCs w:val="22"/>
+        </w:rPr>
+        <w:t xml:space="preserve">Group Chat — </w:t>
+      </w:r>
+      <w:r>
+        <w:rPr>
+          <w:rFonts w:ascii="Arial" w:cs="Arial" w:eastAsia="Arial" w:hAnsi="Arial"/>
+          <w:color w:val="333333"/>
+          <w:sz w:val="22"/>
+          <w:szCs w:val="22"/>
+        </w:rPr>
+        <w:t xml:space="preserve">A hype feed where the group can post comments, reactions, and questions. Shows existing conversation (e.g., “This house is INSANE” “Who’s on the 7am JetBlue?”). Tappable emoji reactions on each message. Text input to “Drop some hype.” Keeps people returning to the trip page.</w:t>
+      </w:r>
+    </w:p>
+    <w:p>
+      <w:pPr>
+        <w:pStyle w:val="ListParagraph"/>
+        <w:numPr>
+          <w:ilvl w:val="0"/>
+          <w:numId w:val="9"/>
+        </w:numPr>
+        <w:spacing w:after="80" w:line="280"/>
+      </w:pPr>
+      <w:r>
+        <w:rPr>
+          <w:rFonts w:ascii="Arial" w:cs="Arial" w:eastAsia="Arial" w:hAnsi="Arial"/>
+          <w:b/>
+          <w:bCs/>
+          <w:color w:val="333333"/>
+          <w:sz w:val="22"/>
+          <w:szCs w:val="22"/>
+        </w:rPr>
         <w:t xml:space="preserve">RSVP — </w:t>
       </w:r>
       <w:r>
@@ -5362,16 +5454,16 @@
           <w:sz w:val="22"/>
           <w:szCs w:val="22"/>
         </w:rPr>
-        <w:t xml:space="preserve">Block status — </w:t>
-      </w:r>
-      <w:r>
-        <w:rPr>
-          <w:rFonts w:ascii="Arial" w:cs="Arial" w:eastAsia="Arial" w:hAnsi="Arial"/>
-          <w:color w:val="333333"/>
-          <w:sz w:val="22"/>
-          <w:szCs w:val="22"/>
-        </w:rPr>
-        <w:t xml:space="preserve">“Estimated” vs. “Confirmed — booked by Sarah.” Applies to house, rental car, and any other shared-cost block.</w:t>
+        <w:t xml:space="preserve">Component status — </w:t>
+      </w:r>
+      <w:r>
+        <w:rPr>
+          <w:rFonts w:ascii="Arial" w:cs="Arial" w:eastAsia="Arial" w:hAnsi="Arial"/>
+          <w:color w:val="333333"/>
+          <w:sz w:val="22"/>
+          <w:szCs w:val="22"/>
+        </w:rPr>
+        <w:t xml:space="preserve">“Estimated” vs. “Confirmed — booked by Sarah.” Applies to lodging, rental car, restaurants, and activities.</w:t>
       </w:r>
     </w:p>
     <w:p>
@@ -5422,16 +5514,16 @@
           <w:sz w:val="22"/>
           <w:szCs w:val="22"/>
         </w:rPr>
-        <w:t xml:space="preserve">Additional blocks — </w:t>
-      </w:r>
-      <w:r>
-        <w:rPr>
-          <w:rFonts w:ascii="Arial" w:cs="Arial" w:eastAsia="Arial" w:hAnsi="Arial"/>
-          <w:color w:val="333333"/>
-          <w:sz w:val="22"/>
-          <w:szCs w:val="22"/>
-        </w:rPr>
-        <w:t xml:space="preserve">Organizer adds more detail: specific restaurant reservations, day-of activities, grocery lists.</w:t>
+        <w:t xml:space="preserve">Lodging locked — </w:t>
+      </w:r>
+      <w:r>
+        <w:rPr>
+          <w:rFonts w:ascii="Arial" w:cs="Arial" w:eastAsia="Arial" w:hAnsi="Arial"/>
+          <w:color w:val="333333"/>
+          <w:sz w:val="22"/>
+          <w:szCs w:val="22"/>
+        </w:rPr>
+        <w:t xml:space="preserve">Winning option from the carousel vote is marked as selected. Other options fade out.</w:t>
       </w:r>
     </w:p>
     <w:p>
@@ -5452,16 +5544,16 @@
           <w:sz w:val="22"/>
           <w:szCs w:val="22"/>
         </w:rPr>
-        <w:t xml:space="preserve">Guest preferences — </w:t>
-      </w:r>
-      <w:r>
-        <w:rPr>
-          <w:rFonts w:ascii="Arial" w:cs="Arial" w:eastAsia="Arial" w:hAnsi="Arial"/>
-          <w:color w:val="333333"/>
-          <w:sz w:val="22"/>
-          <w:szCs w:val="22"/>
-        </w:rPr>
-        <w:t xml:space="preserve">Simple form: dietary restrictions, +1, arrival time/flight number.</w:t>
+        <w:t xml:space="preserve">Additional details — </w:t>
+      </w:r>
+      <w:r>
+        <w:rPr>
+          <w:rFonts w:ascii="Arial" w:cs="Arial" w:eastAsia="Arial" w:hAnsi="Arial"/>
+          <w:color w:val="333333"/>
+          <w:sz w:val="22"/>
+          <w:szCs w:val="22"/>
+        </w:rPr>
+        <w:t xml:space="preserve">Lock-phase fields unlock: flight numbers, check-in codes, reservation confirmations, exact times.</w:t>
       </w:r>
     </w:p>
     <w:p>
@@ -5482,16 +5574,16 @@
           <w:sz w:val="22"/>
           <w:szCs w:val="22"/>
         </w:rPr>
-        <w:t xml:space="preserve">Recommended flights — </w:t>
-      </w:r>
-      <w:r>
-        <w:rPr>
-          <w:rFonts w:ascii="Arial" w:cs="Arial" w:eastAsia="Arial" w:hAnsi="Arial"/>
-          <w:color w:val="333333"/>
-          <w:sz w:val="22"/>
-          <w:szCs w:val="22"/>
-        </w:rPr>
-        <w:t xml:space="preserve">Pinned itinerary with “Book this one” link so everyone ends up on the same plane.</w:t>
+        <w:t xml:space="preserve">Late joiners — </w:t>
+      </w:r>
+      <w:r>
+        <w:rPr>
+          <w:rFonts w:ascii="Arial" w:cs="Arial" w:eastAsia="Arial" w:hAnsi="Arial"/>
+          <w:color w:val="333333"/>
+          <w:sz w:val="22"/>
+          <w:szCs w:val="22"/>
+        </w:rPr>
+        <w:t xml:space="preserve">Organizer can re-share the trip page during Lock phase. New people see the confirmed plan (house, flights, activities, cost) and RSVP to opt in. Per-person shared cost recalculates downward for everyone. The more the merrier.</w:t>
       </w:r>
     </w:p>
     <w:p>
@@ -5512,16 +5604,16 @@
           <w:sz w:val="22"/>
           <w:szCs w:val="22"/>
         </w:rPr>
-        <w:t xml:space="preserve">Group chat continues — </w:t>
-      </w:r>
-      <w:r>
-        <w:rPr>
-          <w:rFonts w:ascii="Arial" w:cs="Arial" w:eastAsia="Arial" w:hAnsi="Arial"/>
-          <w:color w:val="333333"/>
-          <w:sz w:val="22"/>
-          <w:szCs w:val="22"/>
-        </w:rPr>
-        <w:t xml:space="preserve">Feed stays active through Lock phase for coordination: “Who’s renting a car?” “Reservation at Hartwood is at 8pm.”</w:t>
+        <w:t xml:space="preserve">Guest preferences — </w:t>
+      </w:r>
+      <w:r>
+        <w:rPr>
+          <w:rFonts w:ascii="Arial" w:cs="Arial" w:eastAsia="Arial" w:hAnsi="Arial"/>
+          <w:color w:val="333333"/>
+          <w:sz w:val="22"/>
+          <w:szCs w:val="22"/>
+        </w:rPr>
+        <w:t xml:space="preserve">Simple form: dietary restrictions, +1, arrival time/flight number.</w:t>
       </w:r>
     </w:p>
     <w:p>
@@ -5542,52 +5634,16 @@
           <w:sz w:val="22"/>
           <w:szCs w:val="22"/>
         </w:rPr>
-        <w:t xml:space="preserve">Payment tracker — </w:t>
-      </w:r>
-      <w:r>
-        <w:rPr>
-          <w:rFonts w:ascii="Arial" w:cs="Arial" w:eastAsia="Arial" w:hAnsi="Arial"/>
-          <w:color w:val="333333"/>
-          <w:sz w:val="22"/>
-          <w:szCs w:val="22"/>
-        </w:rPr>
-        <w:t xml:space="preserve">Who owes what for shared costs. Venmo/Zelle deeplink resolved via phone number. Paid/unpaid status.</w:t>
-      </w:r>
-    </w:p>
-    <w:p>
-      <w:pPr>
-        <w:spacing w:after="80"/>
-      </w:pPr>
-    </w:p>
-    <w:p>
-      <w:pPr>
-        <w:pStyle w:val="Heading2"/>
-        <w:spacing w:after="160" w:before="280"/>
-      </w:pPr>
-      <w:r>
-        <w:rPr>
-          <w:rFonts w:ascii="Arial" w:cs="Arial" w:eastAsia="Arial" w:hAnsi="Arial"/>
-          <w:b/>
-          <w:bCs/>
-          <w:color w:val="2E6B9E"/>
-          <w:sz w:val="28"/>
-          <w:szCs w:val="28"/>
-        </w:rPr>
-        <w:t xml:space="preserve">6.3 Go Phase Layout</w:t>
-      </w:r>
-    </w:p>
-    <w:p>
-      <w:pPr>
-        <w:spacing w:after="160" w:line="300"/>
-      </w:pPr>
-      <w:r>
-        <w:rPr>
-          <w:rFonts w:ascii="Arial" w:cs="Arial" w:eastAsia="Arial" w:hAnsi="Arial"/>
-          <w:color w:val="333333"/>
-          <w:sz w:val="22"/>
-          <w:szCs w:val="22"/>
-        </w:rPr>
-        <w:t xml:space="preserve">When the trip starts, the page transforms into a travel companion. The planning elements fade to background; live tools come to the foreground:</w:t>
+        <w:t xml:space="preserve">Recommended flights — </w:t>
+      </w:r>
+      <w:r>
+        <w:rPr>
+          <w:rFonts w:ascii="Arial" w:cs="Arial" w:eastAsia="Arial" w:hAnsi="Arial"/>
+          <w:color w:val="333333"/>
+          <w:sz w:val="22"/>
+          <w:szCs w:val="22"/>
+        </w:rPr>
+        <w:t xml:space="preserve">Pinned itinerary with “Book this one” link so everyone ends up on the same plane.</w:t>
       </w:r>
     </w:p>
     <w:p>
@@ -5608,16 +5664,16 @@
           <w:sz w:val="22"/>
           <w:szCs w:val="22"/>
         </w:rPr>
-        <w:t xml:space="preserve">Essential Info Hub — </w:t>
-      </w:r>
-      <w:r>
-        <w:rPr>
-          <w:rFonts w:ascii="Arial" w:cs="Arial" w:eastAsia="Arial" w:hAnsi="Arial"/>
-          <w:color w:val="333333"/>
-          <w:sz w:val="22"/>
-          <w:szCs w:val="22"/>
-        </w:rPr>
-        <w:t xml:space="preserve">A pinned section at the top with everything the group keeps looking up: check-in code and address for the house, WiFi password, car rental pickup details, restaurant reservation times, emergency contacts, local pharmacy/hospital. The organizer populates this; everyone can view it. Replaces the pinned note in group chat.</w:t>
+        <w:t xml:space="preserve">Group chat continues — </w:t>
+      </w:r>
+      <w:r>
+        <w:rPr>
+          <w:rFonts w:ascii="Arial" w:cs="Arial" w:eastAsia="Arial" w:hAnsi="Arial"/>
+          <w:color w:val="333333"/>
+          <w:sz w:val="22"/>
+          <w:szCs w:val="22"/>
+        </w:rPr>
+        <w:t xml:space="preserve">Feed stays active through Lock phase for coordination: “Who’s renting a car?” “Reservation at Hartwood is at 8pm.”</w:t>
       </w:r>
     </w:p>
     <w:p>
@@ -5638,16 +5694,52 @@
           <w:sz w:val="22"/>
           <w:szCs w:val="22"/>
         </w:rPr>
-        <w:t xml:space="preserve">Shared Photo Album — </w:t>
-      </w:r>
-      <w:r>
-        <w:rPr>
-          <w:rFonts w:ascii="Arial" w:cs="Arial" w:eastAsia="Arial" w:hAnsi="Arial"/>
-          <w:color w:val="333333"/>
-          <w:sz w:val="22"/>
-          <w:szCs w:val="22"/>
-        </w:rPr>
-        <w:t xml:space="preserve">A prominent “Join the shared album” card with deeplinks to Apple Shared Photo Library or Google Photos album. Not building a native album — linking to where photos already live. One tap to join.</w:t>
+        <w:t xml:space="preserve">Payment tracker — </w:t>
+      </w:r>
+      <w:r>
+        <w:rPr>
+          <w:rFonts w:ascii="Arial" w:cs="Arial" w:eastAsia="Arial" w:hAnsi="Arial"/>
+          <w:color w:val="333333"/>
+          <w:sz w:val="22"/>
+          <w:szCs w:val="22"/>
+        </w:rPr>
+        <w:t xml:space="preserve">Who owes what for shared costs. Venmo/Zelle deeplink resolved via phone number. Paid/unpaid status.</w:t>
+      </w:r>
+    </w:p>
+    <w:p>
+      <w:pPr>
+        <w:spacing w:after="80"/>
+      </w:pPr>
+    </w:p>
+    <w:p>
+      <w:pPr>
+        <w:pStyle w:val="Heading2"/>
+        <w:spacing w:after="160" w:before="280"/>
+      </w:pPr>
+      <w:r>
+        <w:rPr>
+          <w:rFonts w:ascii="Arial" w:cs="Arial" w:eastAsia="Arial" w:hAnsi="Arial"/>
+          <w:b/>
+          <w:bCs/>
+          <w:color w:val="2E6B9E"/>
+          <w:sz w:val="28"/>
+          <w:szCs w:val="28"/>
+        </w:rPr>
+        <w:t xml:space="preserve">6.3 Go Phase Layout</w:t>
+      </w:r>
+    </w:p>
+    <w:p>
+      <w:pPr>
+        <w:spacing w:after="160" w:line="300"/>
+      </w:pPr>
+      <w:r>
+        <w:rPr>
+          <w:rFonts w:ascii="Arial" w:cs="Arial" w:eastAsia="Arial" w:hAnsi="Arial"/>
+          <w:color w:val="333333"/>
+          <w:sz w:val="22"/>
+          <w:szCs w:val="22"/>
+        </w:rPr>
+        <w:t xml:space="preserve">When the trip starts, the page transforms into a travel companion. The planning elements fade to background; live tools come to the foreground:</w:t>
       </w:r>
     </w:p>
     <w:p>
@@ -5668,97 +5760,17 @@
           <w:sz w:val="22"/>
           <w:szCs w:val="22"/>
         </w:rPr>
-        <w:t xml:space="preserve">Live Expense Tracker — </w:t>
-      </w:r>
-      <w:r>
-        <w:rPr>
-          <w:rFonts w:ascii="Arial" w:cs="Arial" w:eastAsia="Arial" w:hAnsi="Arial"/>
-          <w:color w:val="333333"/>
-          <w:sz w:val="22"/>
-          <w:szCs w:val="22"/>
-        </w:rPr>
-        <w:t xml:space="preserve">The Splitwise experience, native to Rally. Anyone in the group can log an expense:</w:t>
-      </w:r>
-    </w:p>
-    <w:p>
-      <w:pPr>
-        <w:spacing w:after="80"/>
-      </w:pPr>
-    </w:p>
-    <w:p>
-      <w:pPr>
-        <w:spacing w:after="160" w:line="300"/>
-      </w:pPr>
-      <w:r>
-        <w:rPr>
-          <w:rFonts w:ascii="Arial" w:cs="Arial" w:eastAsia="Arial" w:hAnsi="Arial"/>
-          <w:color w:val="333333"/>
-          <w:sz w:val="22"/>
-          <w:szCs w:val="22"/>
-        </w:rPr>
-        <w:t xml:space="preserve">  • Quick log: “Dinner at Hartwood — $340” with a tap to split evenly or customize.</w:t>
-      </w:r>
-    </w:p>
-    <w:p>
-      <w:pPr>
-        <w:spacing w:after="160" w:line="300"/>
-      </w:pPr>
-      <w:r>
-        <w:rPr>
-          <w:rFonts w:ascii="Arial" w:cs="Arial" w:eastAsia="Arial" w:hAnsi="Arial"/>
-          <w:color w:val="333333"/>
-          <w:sz w:val="22"/>
-          <w:szCs w:val="22"/>
-        </w:rPr>
-        <w:t xml:space="preserve">  • Split options: equal split across all, split among specific people, exact amounts, or percentage-based.</w:t>
-      </w:r>
-    </w:p>
-    <w:p>
-      <w:pPr>
-        <w:spacing w:after="160" w:line="300"/>
-      </w:pPr>
-      <w:r>
-        <w:rPr>
-          <w:rFonts w:ascii="Arial" w:cs="Arial" w:eastAsia="Arial" w:hAnsi="Arial"/>
-          <w:color w:val="333333"/>
-          <w:sz w:val="22"/>
-          <w:szCs w:val="22"/>
-        </w:rPr>
-        <w:t xml:space="preserve">  • Who paid: tag who fronted the money. Running balance auto-calculates.</w:t>
-      </w:r>
-    </w:p>
-    <w:p>
-      <w:pPr>
-        <w:spacing w:after="160" w:line="300"/>
-      </w:pPr>
-      <w:r>
-        <w:rPr>
-          <w:rFonts w:ascii="Arial" w:cs="Arial" w:eastAsia="Arial" w:hAnsi="Arial"/>
-          <w:color w:val="333333"/>
-          <w:sz w:val="22"/>
-          <w:szCs w:val="22"/>
-        </w:rPr>
-        <w:t xml:space="preserve">  • Categories: food, transport, activities, groceries, misc. Visual spending breakdown.</w:t>
-      </w:r>
-    </w:p>
-    <w:p>
-      <w:pPr>
-        <w:spacing w:after="160" w:line="300"/>
-      </w:pPr>
-      <w:r>
-        <w:rPr>
-          <w:rFonts w:ascii="Arial" w:cs="Arial" w:eastAsia="Arial" w:hAnsi="Arial"/>
-          <w:color w:val="333333"/>
-          <w:sz w:val="22"/>
-          <w:szCs w:val="22"/>
-        </w:rPr>
-        <w:t xml:space="preserve">  • Running tab: each person sees their net balance (“You owe Sarah $83” or “Marcus owes you $47”).</w:t>
-      </w:r>
-    </w:p>
-    <w:p>
-      <w:pPr>
-        <w:spacing w:after="80"/>
-      </w:pPr>
+        <w:t xml:space="preserve">Essential Info Hub — </w:t>
+      </w:r>
+      <w:r>
+        <w:rPr>
+          <w:rFonts w:ascii="Arial" w:cs="Arial" w:eastAsia="Arial" w:hAnsi="Arial"/>
+          <w:color w:val="333333"/>
+          <w:sz w:val="22"/>
+          <w:szCs w:val="22"/>
+        </w:rPr>
+        <w:t xml:space="preserve">A pinned section at the top with everything the group keeps looking up: check-in code and address for the house, WiFi password, car rental pickup details, restaurant reservation times, emergency contacts, local pharmacy/hospital. The organizer populates this; everyone can view it. Replaces the pinned note in group chat.</w:t>
+      </w:r>
     </w:p>
     <w:p>
       <w:pPr>
@@ -5778,16 +5790,16 @@
           <w:sz w:val="22"/>
           <w:szCs w:val="22"/>
         </w:rPr>
-        <w:t xml:space="preserve">Settle Up — </w:t>
-      </w:r>
-      <w:r>
-        <w:rPr>
-          <w:rFonts w:ascii="Arial" w:cs="Arial" w:eastAsia="Arial" w:hAnsi="Arial"/>
-          <w:color w:val="333333"/>
-          <w:sz w:val="22"/>
-          <w:szCs w:val="22"/>
-        </w:rPr>
-        <w:t xml:space="preserve">When the trip ends, Rally calculates the optimal settlement (minimizes number of transactions). One-tap Venmo/Zelle deeplinks to settle. “You owe 2 people. Settle up?”</w:t>
+        <w:t xml:space="preserve">Shared Photo Album — </w:t>
+      </w:r>
+      <w:r>
+        <w:rPr>
+          <w:rFonts w:ascii="Arial" w:cs="Arial" w:eastAsia="Arial" w:hAnsi="Arial"/>
+          <w:color w:val="333333"/>
+          <w:sz w:val="22"/>
+          <w:szCs w:val="22"/>
+        </w:rPr>
+        <w:t xml:space="preserve">A prominent “Join the shared album” card with deeplinks to Apple Shared Photo Library or Google Photos album. Not building a native album — linking to where photos already live. One tap to join.</w:t>
       </w:r>
     </w:p>
     <w:p>
@@ -5808,17 +5820,97 @@
           <w:sz w:val="22"/>
           <w:szCs w:val="22"/>
         </w:rPr>
-        <w:t xml:space="preserve">Group Chat — </w:t>
-      </w:r>
-      <w:r>
-        <w:rPr>
-          <w:rFonts w:ascii="Arial" w:cs="Arial" w:eastAsia="Arial" w:hAnsi="Arial"/>
-          <w:color w:val="333333"/>
-          <w:sz w:val="22"/>
-          <w:szCs w:val="22"/>
-        </w:rPr>
-        <w:t xml:space="preserve">Continues from planning into the trip. Day-of coordination: “Meeting at the pool at 2” “Uber to Hartwood leaving at 7:30.”</w:t>
-      </w:r>
+        <w:t xml:space="preserve">Live Expense Tracker — </w:t>
+      </w:r>
+      <w:r>
+        <w:rPr>
+          <w:rFonts w:ascii="Arial" w:cs="Arial" w:eastAsia="Arial" w:hAnsi="Arial"/>
+          <w:color w:val="333333"/>
+          <w:sz w:val="22"/>
+          <w:szCs w:val="22"/>
+        </w:rPr>
+        <w:t xml:space="preserve">The Splitwise experience, native to Rally. Anyone in the group can log an expense:</w:t>
+      </w:r>
+    </w:p>
+    <w:p>
+      <w:pPr>
+        <w:spacing w:after="80"/>
+      </w:pPr>
+    </w:p>
+    <w:p>
+      <w:pPr>
+        <w:spacing w:after="160" w:line="300"/>
+      </w:pPr>
+      <w:r>
+        <w:rPr>
+          <w:rFonts w:ascii="Arial" w:cs="Arial" w:eastAsia="Arial" w:hAnsi="Arial"/>
+          <w:color w:val="333333"/>
+          <w:sz w:val="22"/>
+          <w:szCs w:val="22"/>
+        </w:rPr>
+        <w:t xml:space="preserve">  • Quick log: “Dinner at Hartwood — $340” with a tap to split evenly or customize.</w:t>
+      </w:r>
+    </w:p>
+    <w:p>
+      <w:pPr>
+        <w:spacing w:after="160" w:line="300"/>
+      </w:pPr>
+      <w:r>
+        <w:rPr>
+          <w:rFonts w:ascii="Arial" w:cs="Arial" w:eastAsia="Arial" w:hAnsi="Arial"/>
+          <w:color w:val="333333"/>
+          <w:sz w:val="22"/>
+          <w:szCs w:val="22"/>
+        </w:rPr>
+        <w:t xml:space="preserve">  • Split options: equal split across all, split among specific people, exact amounts, or percentage-based.</w:t>
+      </w:r>
+    </w:p>
+    <w:p>
+      <w:pPr>
+        <w:spacing w:after="160" w:line="300"/>
+      </w:pPr>
+      <w:r>
+        <w:rPr>
+          <w:rFonts w:ascii="Arial" w:cs="Arial" w:eastAsia="Arial" w:hAnsi="Arial"/>
+          <w:color w:val="333333"/>
+          <w:sz w:val="22"/>
+          <w:szCs w:val="22"/>
+        </w:rPr>
+        <w:t xml:space="preserve">  • Who paid: tag who fronted the money. Running balance auto-calculates.</w:t>
+      </w:r>
+    </w:p>
+    <w:p>
+      <w:pPr>
+        <w:spacing w:after="160" w:line="300"/>
+      </w:pPr>
+      <w:r>
+        <w:rPr>
+          <w:rFonts w:ascii="Arial" w:cs="Arial" w:eastAsia="Arial" w:hAnsi="Arial"/>
+          <w:color w:val="333333"/>
+          <w:sz w:val="22"/>
+          <w:szCs w:val="22"/>
+        </w:rPr>
+        <w:t xml:space="preserve">  • Categories: food, transport, activities, groceries, misc. Visual spending breakdown.</w:t>
+      </w:r>
+    </w:p>
+    <w:p>
+      <w:pPr>
+        <w:spacing w:after="160" w:line="300"/>
+      </w:pPr>
+      <w:r>
+        <w:rPr>
+          <w:rFonts w:ascii="Arial" w:cs="Arial" w:eastAsia="Arial" w:hAnsi="Arial"/>
+          <w:color w:val="333333"/>
+          <w:sz w:val="22"/>
+          <w:szCs w:val="22"/>
+        </w:rPr>
+        <w:t xml:space="preserve">  • Running tab: each person sees their net balance (“You owe Sarah $83” or “Marcus owes you $47”).</w:t>
+      </w:r>
+    </w:p>
+    <w:p>
+      <w:pPr>
+        <w:spacing w:after="80"/>
+      </w:pPr>
     </w:p>
     <w:p>
       <w:pPr>
@@ -5838,6 +5930,66 @@
           <w:sz w:val="22"/>
           <w:szCs w:val="22"/>
         </w:rPr>
+        <w:t xml:space="preserve">Settle Up — </w:t>
+      </w:r>
+      <w:r>
+        <w:rPr>
+          <w:rFonts w:ascii="Arial" w:cs="Arial" w:eastAsia="Arial" w:hAnsi="Arial"/>
+          <w:color w:val="333333"/>
+          <w:sz w:val="22"/>
+          <w:szCs w:val="22"/>
+        </w:rPr>
+        <w:t xml:space="preserve">When the trip ends, Rally calculates the optimal settlement (minimizes number of transactions). One-tap Venmo/Zelle deeplinks to settle. “You owe 2 people. Settle up?”</w:t>
+      </w:r>
+    </w:p>
+    <w:p>
+      <w:pPr>
+        <w:pStyle w:val="ListParagraph"/>
+        <w:numPr>
+          <w:ilvl w:val="0"/>
+          <w:numId w:val="10"/>
+        </w:numPr>
+        <w:spacing w:after="80" w:line="280"/>
+      </w:pPr>
+      <w:r>
+        <w:rPr>
+          <w:rFonts w:ascii="Arial" w:cs="Arial" w:eastAsia="Arial" w:hAnsi="Arial"/>
+          <w:b/>
+          <w:bCs/>
+          <w:color w:val="333333"/>
+          <w:sz w:val="22"/>
+          <w:szCs w:val="22"/>
+        </w:rPr>
+        <w:t xml:space="preserve">Group Chat — </w:t>
+      </w:r>
+      <w:r>
+        <w:rPr>
+          <w:rFonts w:ascii="Arial" w:cs="Arial" w:eastAsia="Arial" w:hAnsi="Arial"/>
+          <w:color w:val="333333"/>
+          <w:sz w:val="22"/>
+          <w:szCs w:val="22"/>
+        </w:rPr>
+        <w:t xml:space="preserve">Continues from planning into the trip. Day-of coordination: “Meeting at the pool at 2” “Uber to Hartwood leaving at 7:30.”</w:t>
+      </w:r>
+    </w:p>
+    <w:p>
+      <w:pPr>
+        <w:pStyle w:val="ListParagraph"/>
+        <w:numPr>
+          <w:ilvl w:val="0"/>
+          <w:numId w:val="10"/>
+        </w:numPr>
+        <w:spacing w:after="80" w:line="280"/>
+      </w:pPr>
+      <w:r>
+        <w:rPr>
+          <w:rFonts w:ascii="Arial" w:cs="Arial" w:eastAsia="Arial" w:hAnsi="Arial"/>
+          <w:b/>
+          <w:bCs/>
+          <w:color w:val="333333"/>
+          <w:sz w:val="22"/>
+          <w:szCs w:val="22"/>
+        </w:rPr>
         <w:t xml:space="preserve">Trip Timeline (condensed) — </w:t>
       </w:r>
       <w:r>
@@ -5847,7 +5999,7 @@
           <w:sz w:val="22"/>
           <w:szCs w:val="22"/>
         </w:rPr>
-        <w:t xml:space="preserve">Planning blocks collapse into a simple day-by-day reference: today’s plans, tomorrow’s plans. Not a full itinerary builder — just a glanceable schedule.</w:t>
+        <w:t xml:space="preserve">Components collapse into a simple day-by-day reference: today’s plans, tomorrow’s plans. Not a full itinerary builder — just a glanceable schedule.</w:t>
       </w:r>
     </w:p>
     <w:p>
@@ -5996,7 +6148,21 @@
           <w:sz w:val="28"/>
           <w:szCs w:val="28"/>
         </w:rPr>
-        <w:t xml:space="preserve">7.1 Trip Creation &amp; Blocks</w:t>
+        <w:t xml:space="preserve">7.1 Trip Components</w:t>
+      </w:r>
+    </w:p>
+    <w:p>
+      <w:pPr>
+        <w:spacing w:after="160" w:line="300"/>
+      </w:pPr>
+      <w:r>
+        <w:rPr>
+          <w:rFonts w:ascii="Arial" w:cs="Arial" w:eastAsia="Arial" w:hAnsi="Arial"/>
+          <w:color w:val="333333"/>
+          <w:sz w:val="22"/>
+          <w:szCs w:val="22"/>
+        </w:rPr>
+        <w:t xml:space="preserve">Five typed component tables replace freeform blocks. Each has minimal required fields for fast Sketch-phase entry and detailed optional fields that unlock in Lock phase. Goal: create a trip page in under 10 minutes.</w:t>
       </w:r>
     </w:p>
     <w:tbl>
@@ -6332,7 +6498,7 @@
                 <w:sz w:val="20"/>
                 <w:szCs w:val="20"/>
               </w:rPr>
-              <w:t xml:space="preserve">Content blocks: name, image, link, cost, notes</w:t>
+              <w:t xml:space="preserve">Lodging: paste Airbnb/hotel link + cost per night. OG scrape for hero image and title.</w:t>
             </w:r>
           </w:p>
         </w:tc>
@@ -6458,7 +6624,7 @@
                 <w:sz w:val="20"/>
                 <w:szCs w:val="20"/>
               </w:rPr>
-              <w:t xml:space="preserve">Block cost type: shared (split) vs. individual (book your own)</w:t>
+              <w:t xml:space="preserve">Lodging carousel: add 2–3 options, invitees swipe and vote. Vote counts + avatars on each card.</w:t>
             </w:r>
           </w:p>
         </w:tc>
@@ -6584,7 +6750,7 @@
                 <w:sz w:val="20"/>
                 <w:szCs w:val="20"/>
               </w:rPr>
-              <w:t xml:space="preserve">Block status: estimated → confirmed (with “booked by [Name]”)</w:t>
+              <w:t xml:space="preserve">Flights: departure + arrival airport + estimated price. Airline logo auto-lookup.</w:t>
             </w:r>
           </w:p>
         </w:tc>
@@ -6710,7 +6876,7 @@
                 <w:sz w:val="20"/>
                 <w:szCs w:val="20"/>
               </w:rPr>
-              <w:t xml:space="preserve">Link-paste enrichment: auto-extract title, images, description</w:t>
+              <w:t xml:space="preserve">Transport: subtype (car rental / taxi / public transit) + estimated cost. Provider logo lookup. OG scrape from links.</w:t>
             </w:r>
           </w:p>
         </w:tc>
@@ -6836,7 +7002,7 @@
                 <w:sz w:val="20"/>
                 <w:szCs w:val="20"/>
               </w:rPr>
-              <w:t xml:space="preserve">Rich Airbnb/hotel preview with browsable photo gallery</w:t>
+              <w:t xml:space="preserve">Restaurants: name only to add. Date, time, address optional for later.</w:t>
             </w:r>
           </w:p>
         </w:tc>
@@ -6962,7 +7128,7 @@
                 <w:sz w:val="20"/>
                 <w:szCs w:val="20"/>
               </w:rPr>
-              <w:t xml:space="preserve">Drag-and-drop block reordering</w:t>
+              <w:t xml:space="preserve">Activities: name + estimated cost. Date, time, location optional for later.</w:t>
             </w:r>
           </w:p>
         </w:tc>
@@ -7057,6 +7223,384 @@
                 <w:sz w:val="20"/>
                 <w:szCs w:val="20"/>
               </w:rPr>
+              <w:t xml:space="preserve">P0</w:t>
+            </w:r>
+          </w:p>
+        </w:tc>
+        <w:tc>
+          <w:tcPr>
+            <w:tcW w:type="dxa" w:w="5360"/>
+            <w:tcBorders>
+              <w:top w:val="single" w:color="CCCCCC" w:sz="1"/>
+              <w:left w:val="single" w:color="CCCCCC" w:sz="1"/>
+              <w:bottom w:val="single" w:color="CCCCCC" w:sz="1"/>
+              <w:right w:val="single" w:color="CCCCCC" w:sz="1"/>
+            </w:tcBorders>
+            <w:tcMar>
+              <w:top w:type="dxa" w:w="80"/>
+              <w:left w:type="dxa" w:w="120"/>
+              <w:bottom w:type="dxa" w:w="80"/>
+              <w:right w:type="dxa" w:w="120"/>
+            </w:tcMar>
+            <w:vAlign w:val="center"/>
+          </w:tcPr>
+          <w:p>
+            <w:r>
+              <w:rPr>
+                <w:rFonts w:ascii="Arial" w:cs="Arial" w:eastAsia="Arial" w:hAnsi="Arial"/>
+                <w:b w:val="false"/>
+                <w:bCs w:val="false"/>
+                <w:color w:val="333333"/>
+                <w:sz w:val="20"/>
+                <w:szCs w:val="20"/>
+              </w:rPr>
+              <w:t xml:space="preserve">OG link enrichment: paste any URL → auto-extract title and image</w:t>
+            </w:r>
+          </w:p>
+        </w:tc>
+        <w:tc>
+          <w:tcPr>
+            <w:tcW w:type="dxa" w:w="1500"/>
+            <w:tcBorders>
+              <w:top w:val="single" w:color="CCCCCC" w:sz="1"/>
+              <w:left w:val="single" w:color="CCCCCC" w:sz="1"/>
+              <w:bottom w:val="single" w:color="CCCCCC" w:sz="1"/>
+              <w:right w:val="single" w:color="CCCCCC" w:sz="1"/>
+            </w:tcBorders>
+            <w:tcMar>
+              <w:top w:type="dxa" w:w="80"/>
+              <w:left w:type="dxa" w:w="120"/>
+              <w:bottom w:type="dxa" w:w="80"/>
+              <w:right w:type="dxa" w:w="120"/>
+            </w:tcMar>
+            <w:vAlign w:val="center"/>
+          </w:tcPr>
+          <w:p>
+            <w:r>
+              <w:rPr>
+                <w:rFonts w:ascii="Arial" w:cs="Arial" w:eastAsia="Arial" w:hAnsi="Arial"/>
+                <w:b w:val="false"/>
+                <w:bCs w:val="false"/>
+                <w:color w:val="333333"/>
+                <w:sz w:val="20"/>
+                <w:szCs w:val="20"/>
+              </w:rPr>
+              <w:t xml:space="preserve">✓</w:t>
+            </w:r>
+          </w:p>
+        </w:tc>
+        <w:tc>
+          <w:tcPr>
+            <w:tcW w:type="dxa" w:w="1500"/>
+            <w:tcBorders>
+              <w:top w:val="single" w:color="CCCCCC" w:sz="1"/>
+              <w:left w:val="single" w:color="CCCCCC" w:sz="1"/>
+              <w:bottom w:val="single" w:color="CCCCCC" w:sz="1"/>
+              <w:right w:val="single" w:color="CCCCCC" w:sz="1"/>
+            </w:tcBorders>
+            <w:tcMar>
+              <w:top w:type="dxa" w:w="80"/>
+              <w:left w:type="dxa" w:w="120"/>
+              <w:bottom w:type="dxa" w:w="80"/>
+              <w:right w:type="dxa" w:w="120"/>
+            </w:tcMar>
+            <w:vAlign w:val="center"/>
+          </w:tcPr>
+          <w:p>
+            <w:r>
+              <w:rPr>
+                <w:rFonts w:ascii="Arial" w:cs="Arial" w:eastAsia="Arial" w:hAnsi="Arial"/>
+                <w:b w:val="false"/>
+                <w:bCs w:val="false"/>
+                <w:color w:val="333333"/>
+                <w:sz w:val="20"/>
+                <w:szCs w:val="20"/>
+              </w:rPr>
+              <w:t xml:space="preserve"/>
+            </w:r>
+          </w:p>
+        </w:tc>
+      </w:tr>
+      <w:tr>
+        <w:tc>
+          <w:tcPr>
+            <w:tcW w:type="dxa" w:w="1000"/>
+            <w:tcBorders>
+              <w:top w:val="single" w:color="CCCCCC" w:sz="1"/>
+              <w:left w:val="single" w:color="CCCCCC" w:sz="1"/>
+              <w:bottom w:val="single" w:color="CCCCCC" w:sz="1"/>
+              <w:right w:val="single" w:color="CCCCCC" w:sz="1"/>
+            </w:tcBorders>
+            <w:tcMar>
+              <w:top w:type="dxa" w:w="80"/>
+              <w:left w:type="dxa" w:w="120"/>
+              <w:bottom w:type="dxa" w:w="80"/>
+              <w:right w:type="dxa" w:w="120"/>
+            </w:tcMar>
+            <w:vAlign w:val="center"/>
+          </w:tcPr>
+          <w:p>
+            <w:r>
+              <w:rPr>
+                <w:rFonts w:ascii="Arial" w:cs="Arial" w:eastAsia="Arial" w:hAnsi="Arial"/>
+                <w:b/>
+                <w:bCs/>
+                <w:color w:val="333333"/>
+                <w:sz w:val="20"/>
+                <w:szCs w:val="20"/>
+              </w:rPr>
+              <w:t xml:space="preserve">P0</w:t>
+            </w:r>
+          </w:p>
+        </w:tc>
+        <w:tc>
+          <w:tcPr>
+            <w:tcW w:type="dxa" w:w="5360"/>
+            <w:tcBorders>
+              <w:top w:val="single" w:color="CCCCCC" w:sz="1"/>
+              <w:left w:val="single" w:color="CCCCCC" w:sz="1"/>
+              <w:bottom w:val="single" w:color="CCCCCC" w:sz="1"/>
+              <w:right w:val="single" w:color="CCCCCC" w:sz="1"/>
+            </w:tcBorders>
+            <w:tcMar>
+              <w:top w:type="dxa" w:w="80"/>
+              <w:left w:type="dxa" w:w="120"/>
+              <w:bottom w:type="dxa" w:w="80"/>
+              <w:right w:type="dxa" w:w="120"/>
+            </w:tcMar>
+            <w:vAlign w:val="center"/>
+          </w:tcPr>
+          <w:p>
+            <w:r>
+              <w:rPr>
+                <w:rFonts w:ascii="Arial" w:cs="Arial" w:eastAsia="Arial" w:hAnsi="Arial"/>
+                <w:b w:val="false"/>
+                <w:bCs w:val="false"/>
+                <w:color w:val="333333"/>
+                <w:sz w:val="20"/>
+                <w:szCs w:val="20"/>
+              </w:rPr>
+              <w:t xml:space="preserve">Visual assets: OG images for lodging/restaurants/activities, airline logos for flights, provider logos for transport</w:t>
+            </w:r>
+          </w:p>
+        </w:tc>
+        <w:tc>
+          <w:tcPr>
+            <w:tcW w:type="dxa" w:w="1500"/>
+            <w:tcBorders>
+              <w:top w:val="single" w:color="CCCCCC" w:sz="1"/>
+              <w:left w:val="single" w:color="CCCCCC" w:sz="1"/>
+              <w:bottom w:val="single" w:color="CCCCCC" w:sz="1"/>
+              <w:right w:val="single" w:color="CCCCCC" w:sz="1"/>
+            </w:tcBorders>
+            <w:tcMar>
+              <w:top w:type="dxa" w:w="80"/>
+              <w:left w:type="dxa" w:w="120"/>
+              <w:bottom w:type="dxa" w:w="80"/>
+              <w:right w:type="dxa" w:w="120"/>
+            </w:tcMar>
+            <w:vAlign w:val="center"/>
+          </w:tcPr>
+          <w:p>
+            <w:r>
+              <w:rPr>
+                <w:rFonts w:ascii="Arial" w:cs="Arial" w:eastAsia="Arial" w:hAnsi="Arial"/>
+                <w:b w:val="false"/>
+                <w:bCs w:val="false"/>
+                <w:color w:val="333333"/>
+                <w:sz w:val="20"/>
+                <w:szCs w:val="20"/>
+              </w:rPr>
+              <w:t xml:space="preserve">✓</w:t>
+            </w:r>
+          </w:p>
+        </w:tc>
+        <w:tc>
+          <w:tcPr>
+            <w:tcW w:type="dxa" w:w="1500"/>
+            <w:tcBorders>
+              <w:top w:val="single" w:color="CCCCCC" w:sz="1"/>
+              <w:left w:val="single" w:color="CCCCCC" w:sz="1"/>
+              <w:bottom w:val="single" w:color="CCCCCC" w:sz="1"/>
+              <w:right w:val="single" w:color="CCCCCC" w:sz="1"/>
+            </w:tcBorders>
+            <w:tcMar>
+              <w:top w:type="dxa" w:w="80"/>
+              <w:left w:type="dxa" w:w="120"/>
+              <w:bottom w:type="dxa" w:w="80"/>
+              <w:right w:type="dxa" w:w="120"/>
+            </w:tcMar>
+            <w:vAlign w:val="center"/>
+          </w:tcPr>
+          <w:p>
+            <w:r>
+              <w:rPr>
+                <w:rFonts w:ascii="Arial" w:cs="Arial" w:eastAsia="Arial" w:hAnsi="Arial"/>
+                <w:b w:val="false"/>
+                <w:bCs w:val="false"/>
+                <w:color w:val="333333"/>
+                <w:sz w:val="20"/>
+                <w:szCs w:val="20"/>
+              </w:rPr>
+              <w:t xml:space="preserve"/>
+            </w:r>
+          </w:p>
+        </w:tc>
+      </w:tr>
+      <w:tr>
+        <w:tc>
+          <w:tcPr>
+            <w:tcW w:type="dxa" w:w="1000"/>
+            <w:tcBorders>
+              <w:top w:val="single" w:color="CCCCCC" w:sz="1"/>
+              <w:left w:val="single" w:color="CCCCCC" w:sz="1"/>
+              <w:bottom w:val="single" w:color="CCCCCC" w:sz="1"/>
+              <w:right w:val="single" w:color="CCCCCC" w:sz="1"/>
+            </w:tcBorders>
+            <w:tcMar>
+              <w:top w:type="dxa" w:w="80"/>
+              <w:left w:type="dxa" w:w="120"/>
+              <w:bottom w:type="dxa" w:w="80"/>
+              <w:right w:type="dxa" w:w="120"/>
+            </w:tcMar>
+            <w:vAlign w:val="center"/>
+          </w:tcPr>
+          <w:p>
+            <w:r>
+              <w:rPr>
+                <w:rFonts w:ascii="Arial" w:cs="Arial" w:eastAsia="Arial" w:hAnsi="Arial"/>
+                <w:b/>
+                <w:bCs/>
+                <w:color w:val="333333"/>
+                <w:sz w:val="20"/>
+                <w:szCs w:val="20"/>
+              </w:rPr>
+              <w:t xml:space="preserve">P1</w:t>
+            </w:r>
+          </w:p>
+        </w:tc>
+        <w:tc>
+          <w:tcPr>
+            <w:tcW w:type="dxa" w:w="5360"/>
+            <w:tcBorders>
+              <w:top w:val="single" w:color="CCCCCC" w:sz="1"/>
+              <w:left w:val="single" w:color="CCCCCC" w:sz="1"/>
+              <w:bottom w:val="single" w:color="CCCCCC" w:sz="1"/>
+              <w:right w:val="single" w:color="CCCCCC" w:sz="1"/>
+            </w:tcBorders>
+            <w:tcMar>
+              <w:top w:type="dxa" w:w="80"/>
+              <w:left w:type="dxa" w:w="120"/>
+              <w:bottom w:type="dxa" w:w="80"/>
+              <w:right w:type="dxa" w:w="120"/>
+            </w:tcMar>
+            <w:vAlign w:val="center"/>
+          </w:tcPr>
+          <w:p>
+            <w:r>
+              <w:rPr>
+                <w:rFonts w:ascii="Arial" w:cs="Arial" w:eastAsia="Arial" w:hAnsi="Arial"/>
+                <w:b w:val="false"/>
+                <w:bCs w:val="false"/>
+                <w:color w:val="333333"/>
+                <w:sz w:val="20"/>
+                <w:szCs w:val="20"/>
+              </w:rPr>
+              <w:t xml:space="preserve">Lock-phase detail fields: flight numbers, check-in codes, reservation confirmations, exact times</w:t>
+            </w:r>
+          </w:p>
+        </w:tc>
+        <w:tc>
+          <w:tcPr>
+            <w:tcW w:type="dxa" w:w="1500"/>
+            <w:tcBorders>
+              <w:top w:val="single" w:color="CCCCCC" w:sz="1"/>
+              <w:left w:val="single" w:color="CCCCCC" w:sz="1"/>
+              <w:bottom w:val="single" w:color="CCCCCC" w:sz="1"/>
+              <w:right w:val="single" w:color="CCCCCC" w:sz="1"/>
+            </w:tcBorders>
+            <w:tcMar>
+              <w:top w:type="dxa" w:w="80"/>
+              <w:left w:type="dxa" w:w="120"/>
+              <w:bottom w:type="dxa" w:w="80"/>
+              <w:right w:type="dxa" w:w="120"/>
+            </w:tcMar>
+            <w:vAlign w:val="center"/>
+          </w:tcPr>
+          <w:p>
+            <w:r>
+              <w:rPr>
+                <w:rFonts w:ascii="Arial" w:cs="Arial" w:eastAsia="Arial" w:hAnsi="Arial"/>
+                <w:b w:val="false"/>
+                <w:bCs w:val="false"/>
+                <w:color w:val="333333"/>
+                <w:sz w:val="20"/>
+                <w:szCs w:val="20"/>
+              </w:rPr>
+              <w:t xml:space="preserve"/>
+            </w:r>
+          </w:p>
+        </w:tc>
+        <w:tc>
+          <w:tcPr>
+            <w:tcW w:type="dxa" w:w="1500"/>
+            <w:tcBorders>
+              <w:top w:val="single" w:color="CCCCCC" w:sz="1"/>
+              <w:left w:val="single" w:color="CCCCCC" w:sz="1"/>
+              <w:bottom w:val="single" w:color="CCCCCC" w:sz="1"/>
+              <w:right w:val="single" w:color="CCCCCC" w:sz="1"/>
+            </w:tcBorders>
+            <w:tcMar>
+              <w:top w:type="dxa" w:w="80"/>
+              <w:left w:type="dxa" w:w="120"/>
+              <w:bottom w:type="dxa" w:w="80"/>
+              <w:right w:type="dxa" w:w="120"/>
+            </w:tcMar>
+            <w:vAlign w:val="center"/>
+          </w:tcPr>
+          <w:p>
+            <w:r>
+              <w:rPr>
+                <w:rFonts w:ascii="Arial" w:cs="Arial" w:eastAsia="Arial" w:hAnsi="Arial"/>
+                <w:b w:val="false"/>
+                <w:bCs w:val="false"/>
+                <w:color w:val="333333"/>
+                <w:sz w:val="20"/>
+                <w:szCs w:val="20"/>
+              </w:rPr>
+              <w:t xml:space="preserve">✓</w:t>
+            </w:r>
+          </w:p>
+        </w:tc>
+      </w:tr>
+      <w:tr>
+        <w:tc>
+          <w:tcPr>
+            <w:tcW w:type="dxa" w:w="1000"/>
+            <w:tcBorders>
+              <w:top w:val="single" w:color="CCCCCC" w:sz="1"/>
+              <w:left w:val="single" w:color="CCCCCC" w:sz="1"/>
+              <w:bottom w:val="single" w:color="CCCCCC" w:sz="1"/>
+              <w:right w:val="single" w:color="CCCCCC" w:sz="1"/>
+            </w:tcBorders>
+            <w:tcMar>
+              <w:top w:type="dxa" w:w="80"/>
+              <w:left w:type="dxa" w:w="120"/>
+              <w:bottom w:type="dxa" w:w="80"/>
+              <w:right w:type="dxa" w:w="120"/>
+            </w:tcMar>
+            <w:vAlign w:val="center"/>
+          </w:tcPr>
+          <w:p>
+            <w:r>
+              <w:rPr>
+                <w:rFonts w:ascii="Arial" w:cs="Arial" w:eastAsia="Arial" w:hAnsi="Arial"/>
+                <w:b/>
+                <w:bCs/>
+                <w:color w:val="333333"/>
+                <w:sz w:val="20"/>
+                <w:szCs w:val="20"/>
+              </w:rPr>
               <w:t xml:space="preserve">P2</w:t>
             </w:r>
           </w:p>
@@ -7088,7 +7632,7 @@
                 <w:sz w:val="20"/>
                 <w:szCs w:val="20"/>
               </w:rPr>
-              <w:t xml:space="preserve">Map view with pinned locations</w:t>
+              <w:t xml:space="preserve">Map view with pinned locations across all component types</w:t>
             </w:r>
           </w:p>
         </w:tc>
@@ -9068,133 +9612,7 @@
                 <w:sz w:val="20"/>
                 <w:szCs w:val="20"/>
               </w:rPr>
-              <w:t xml:space="preserve">Date poll</w:t>
-            </w:r>
-          </w:p>
-        </w:tc>
-        <w:tc>
-          <w:tcPr>
-            <w:tcW w:type="dxa" w:w="1500"/>
-            <w:tcBorders>
-              <w:top w:val="single" w:color="CCCCCC" w:sz="1"/>
-              <w:left w:val="single" w:color="CCCCCC" w:sz="1"/>
-              <w:bottom w:val="single" w:color="CCCCCC" w:sz="1"/>
-              <w:right w:val="single" w:color="CCCCCC" w:sz="1"/>
-            </w:tcBorders>
-            <w:tcMar>
-              <w:top w:type="dxa" w:w="80"/>
-              <w:left w:type="dxa" w:w="120"/>
-              <w:bottom w:type="dxa" w:w="80"/>
-              <w:right w:type="dxa" w:w="120"/>
-            </w:tcMar>
-            <w:vAlign w:val="center"/>
-          </w:tcPr>
-          <w:p>
-            <w:r>
-              <w:rPr>
-                <w:rFonts w:ascii="Arial" w:cs="Arial" w:eastAsia="Arial" w:hAnsi="Arial"/>
-                <w:b w:val="false"/>
-                <w:bCs w:val="false"/>
-                <w:color w:val="333333"/>
-                <w:sz w:val="20"/>
-                <w:szCs w:val="20"/>
-              </w:rPr>
-              <w:t xml:space="preserve">✓</w:t>
-            </w:r>
-          </w:p>
-        </w:tc>
-        <w:tc>
-          <w:tcPr>
-            <w:tcW w:type="dxa" w:w="1500"/>
-            <w:tcBorders>
-              <w:top w:val="single" w:color="CCCCCC" w:sz="1"/>
-              <w:left w:val="single" w:color="CCCCCC" w:sz="1"/>
-              <w:bottom w:val="single" w:color="CCCCCC" w:sz="1"/>
-              <w:right w:val="single" w:color="CCCCCC" w:sz="1"/>
-            </w:tcBorders>
-            <w:tcMar>
-              <w:top w:type="dxa" w:w="80"/>
-              <w:left w:type="dxa" w:w="120"/>
-              <w:bottom w:type="dxa" w:w="80"/>
-              <w:right w:type="dxa" w:w="120"/>
-            </w:tcMar>
-            <w:vAlign w:val="center"/>
-          </w:tcPr>
-          <w:p>
-            <w:r>
-              <w:rPr>
-                <w:rFonts w:ascii="Arial" w:cs="Arial" w:eastAsia="Arial" w:hAnsi="Arial"/>
-                <w:b w:val="false"/>
-                <w:bCs w:val="false"/>
-                <w:color w:val="333333"/>
-                <w:sz w:val="20"/>
-                <w:szCs w:val="20"/>
-              </w:rPr>
-              <w:t xml:space="preserve"/>
-            </w:r>
-          </w:p>
-        </w:tc>
-      </w:tr>
-      <w:tr>
-        <w:tc>
-          <w:tcPr>
-            <w:tcW w:type="dxa" w:w="1000"/>
-            <w:tcBorders>
-              <w:top w:val="single" w:color="CCCCCC" w:sz="1"/>
-              <w:left w:val="single" w:color="CCCCCC" w:sz="1"/>
-              <w:bottom w:val="single" w:color="CCCCCC" w:sz="1"/>
-              <w:right w:val="single" w:color="CCCCCC" w:sz="1"/>
-            </w:tcBorders>
-            <w:tcMar>
-              <w:top w:type="dxa" w:w="80"/>
-              <w:left w:type="dxa" w:w="120"/>
-              <w:bottom w:type="dxa" w:w="80"/>
-              <w:right w:type="dxa" w:w="120"/>
-            </w:tcMar>
-            <w:vAlign w:val="center"/>
-          </w:tcPr>
-          <w:p>
-            <w:r>
-              <w:rPr>
-                <w:rFonts w:ascii="Arial" w:cs="Arial" w:eastAsia="Arial" w:hAnsi="Arial"/>
-                <w:b/>
-                <w:bCs/>
-                <w:color w:val="333333"/>
-                <w:sz w:val="20"/>
-                <w:szCs w:val="20"/>
-              </w:rPr>
-              <w:t xml:space="preserve">P1</w:t>
-            </w:r>
-          </w:p>
-        </w:tc>
-        <w:tc>
-          <w:tcPr>
-            <w:tcW w:type="dxa" w:w="5360"/>
-            <w:tcBorders>
-              <w:top w:val="single" w:color="CCCCCC" w:sz="1"/>
-              <w:left w:val="single" w:color="CCCCCC" w:sz="1"/>
-              <w:bottom w:val="single" w:color="CCCCCC" w:sz="1"/>
-              <w:right w:val="single" w:color="CCCCCC" w:sz="1"/>
-            </w:tcBorders>
-            <w:tcMar>
-              <w:top w:type="dxa" w:w="80"/>
-              <w:left w:type="dxa" w:w="120"/>
-              <w:bottom w:type="dxa" w:w="80"/>
-              <w:right w:type="dxa" w:w="120"/>
-            </w:tcMar>
-            <w:vAlign w:val="center"/>
-          </w:tcPr>
-          <w:p>
-            <w:r>
-              <w:rPr>
-                <w:rFonts w:ascii="Arial" w:cs="Arial" w:eastAsia="Arial" w:hAnsi="Arial"/>
-                <w:b w:val="false"/>
-                <w:bCs w:val="false"/>
-                <w:color w:val="333333"/>
-                <w:sz w:val="20"/>
-                <w:szCs w:val="20"/>
-              </w:rPr>
-              <w:t xml:space="preserve">Option voting: visual side-by-side (Airbnb A vs. B)</w:t>
+              <w:t xml:space="preserve">Date poll: multi-select (“check all dates that work”). Vote counts + voter avatars per option. Organizer picks winner.</w:t>
             </w:r>
           </w:p>
         </w:tc>
@@ -10216,6 +10634,132 @@
                 <w:sz w:val="20"/>
                 <w:szCs w:val="20"/>
               </w:rPr>
+              <w:t xml:space="preserve">P0</w:t>
+            </w:r>
+          </w:p>
+        </w:tc>
+        <w:tc>
+          <w:tcPr>
+            <w:tcW w:type="dxa" w:w="5360"/>
+            <w:tcBorders>
+              <w:top w:val="single" w:color="CCCCCC" w:sz="1"/>
+              <w:left w:val="single" w:color="CCCCCC" w:sz="1"/>
+              <w:bottom w:val="single" w:color="CCCCCC" w:sz="1"/>
+              <w:right w:val="single" w:color="CCCCCC" w:sz="1"/>
+            </w:tcBorders>
+            <w:tcMar>
+              <w:top w:type="dxa" w:w="80"/>
+              <w:left w:type="dxa" w:w="120"/>
+              <w:bottom w:type="dxa" w:w="80"/>
+              <w:right w:type="dxa" w:w="120"/>
+            </w:tcMar>
+            <w:vAlign w:val="center"/>
+          </w:tcPr>
+          <w:p>
+            <w:r>
+              <w:rPr>
+                <w:rFonts w:ascii="Arial" w:cs="Arial" w:eastAsia="Arial" w:hAnsi="Arial"/>
+                <w:b w:val="false"/>
+                <w:bCs w:val="false"/>
+                <w:color w:val="333333"/>
+                <w:sz w:val="20"/>
+                <w:szCs w:val="20"/>
+              </w:rPr>
+              <w:t xml:space="preserve">Late joiners: shareable locked trip page — new people see confirmed plan, opt in, per-person cost recalculates down for everyone</w:t>
+            </w:r>
+          </w:p>
+        </w:tc>
+        <w:tc>
+          <w:tcPr>
+            <w:tcW w:type="dxa" w:w="1500"/>
+            <w:tcBorders>
+              <w:top w:val="single" w:color="CCCCCC" w:sz="1"/>
+              <w:left w:val="single" w:color="CCCCCC" w:sz="1"/>
+              <w:bottom w:val="single" w:color="CCCCCC" w:sz="1"/>
+              <w:right w:val="single" w:color="CCCCCC" w:sz="1"/>
+            </w:tcBorders>
+            <w:tcMar>
+              <w:top w:type="dxa" w:w="80"/>
+              <w:left w:type="dxa" w:w="120"/>
+              <w:bottom w:type="dxa" w:w="80"/>
+              <w:right w:type="dxa" w:w="120"/>
+            </w:tcMar>
+            <w:vAlign w:val="center"/>
+          </w:tcPr>
+          <w:p>
+            <w:r>
+              <w:rPr>
+                <w:rFonts w:ascii="Arial" w:cs="Arial" w:eastAsia="Arial" w:hAnsi="Arial"/>
+                <w:b w:val="false"/>
+                <w:bCs w:val="false"/>
+                <w:color w:val="333333"/>
+                <w:sz w:val="20"/>
+                <w:szCs w:val="20"/>
+              </w:rPr>
+              <w:t xml:space="preserve">✓</w:t>
+            </w:r>
+          </w:p>
+        </w:tc>
+        <w:tc>
+          <w:tcPr>
+            <w:tcW w:type="dxa" w:w="1500"/>
+            <w:tcBorders>
+              <w:top w:val="single" w:color="CCCCCC" w:sz="1"/>
+              <w:left w:val="single" w:color="CCCCCC" w:sz="1"/>
+              <w:bottom w:val="single" w:color="CCCCCC" w:sz="1"/>
+              <w:right w:val="single" w:color="CCCCCC" w:sz="1"/>
+            </w:tcBorders>
+            <w:tcMar>
+              <w:top w:type="dxa" w:w="80"/>
+              <w:left w:type="dxa" w:w="120"/>
+              <w:bottom w:type="dxa" w:w="80"/>
+              <w:right w:type="dxa" w:w="120"/>
+            </w:tcMar>
+            <w:vAlign w:val="center"/>
+          </w:tcPr>
+          <w:p>
+            <w:r>
+              <w:rPr>
+                <w:rFonts w:ascii="Arial" w:cs="Arial" w:eastAsia="Arial" w:hAnsi="Arial"/>
+                <w:b w:val="false"/>
+                <w:bCs w:val="false"/>
+                <w:color w:val="333333"/>
+                <w:sz w:val="20"/>
+                <w:szCs w:val="20"/>
+              </w:rPr>
+              <w:t xml:space="preserve"/>
+            </w:r>
+          </w:p>
+        </w:tc>
+      </w:tr>
+      <w:tr>
+        <w:tc>
+          <w:tcPr>
+            <w:tcW w:type="dxa" w:w="1000"/>
+            <w:tcBorders>
+              <w:top w:val="single" w:color="CCCCCC" w:sz="1"/>
+              <w:left w:val="single" w:color="CCCCCC" w:sz="1"/>
+              <w:bottom w:val="single" w:color="CCCCCC" w:sz="1"/>
+              <w:right w:val="single" w:color="CCCCCC" w:sz="1"/>
+            </w:tcBorders>
+            <w:tcMar>
+              <w:top w:type="dxa" w:w="80"/>
+              <w:left w:type="dxa" w:w="120"/>
+              <w:bottom w:type="dxa" w:w="80"/>
+              <w:right w:type="dxa" w:w="120"/>
+            </w:tcMar>
+            <w:vAlign w:val="center"/>
+          </w:tcPr>
+          <w:p>
+            <w:r>
+              <w:rPr>
+                <w:rFonts w:ascii="Arial" w:cs="Arial" w:eastAsia="Arial" w:hAnsi="Arial"/>
+                <w:b/>
+                <w:bCs/>
+                <w:color w:val="333333"/>
+                <w:sz w:val="20"/>
+                <w:szCs w:val="20"/>
+              </w:rPr>
               <w:t xml:space="preserve">P2</w:t>
             </w:r>
           </w:p>
@@ -11863,7 +12407,7 @@
                 <w:sz w:val="20"/>
                 <w:szCs w:val="20"/>
               </w:rPr>
-              <w:t xml:space="preserve">Estimated (~) vs. confirmed ($) display per block</w:t>
+              <w:t xml:space="preserve">Estimated (~) vs. confirmed ($) display per component</w:t>
             </w:r>
           </w:p>
         </w:tc>
@@ -12241,7 +12785,7 @@
                 <w:sz w:val="20"/>
                 <w:szCs w:val="20"/>
               </w:rPr>
-              <w:t xml:space="preserve">“Booked by [Name]” attribution on shared-cost blocks</w:t>
+              <w:t xml:space="preserve">“Booked by [Name]” attribution on shared-cost components</w:t>
             </w:r>
           </w:p>
         </w:tc>
@@ -16997,7 +17541,7 @@
                 <w:sz w:val="20"/>
                 <w:szCs w:val="20"/>
               </w:rPr>
-              <w:t xml:space="preserve">Block-level calendar events: flight departure, restaurant reservation, activity time — each exports as its own event with location and notes</w:t>
+              <w:t xml:space="preserve">Component-level calendar events: flight departure, restaurant reservation, activity time — each exports as its own event with location and notes</w:t>
             </w:r>
           </w:p>
         </w:tc>
@@ -19097,7 +19641,7 @@
                 <w:sz w:val="20"/>
                 <w:szCs w:val="20"/>
               </w:rPr>
-              <w:t xml:space="preserve">theme_id, essential_info (JSON key-value pairs),</w:t>
+              <w:t xml:space="preserve">theme_id, essential_info (JSON),</w:t>
             </w:r>
           </w:p>
           <w:p>
@@ -19142,7 +19686,7 @@
                 <w:sz w:val="20"/>
                 <w:szCs w:val="20"/>
               </w:rPr>
-              <w:t xml:space="preserve">Has many Blocks, TripMembers, Polls, Comments, Expenses</w:t>
+              <w:t xml:space="preserve">Has many Lodging, Flights, Transport, Restaurants, Activities, TripMembers, Polls, Comments, Expenses</w:t>
             </w:r>
           </w:p>
         </w:tc>
@@ -19327,7 +19871,7 @@
                 <w:sz w:val="20"/>
                 <w:szCs w:val="20"/>
               </w:rPr>
-              <w:t xml:space="preserve">Block</w:t>
+              <w:t xml:space="preserve">Lodging</w:t>
             </w:r>
           </w:p>
         </w:tc>
@@ -19359,7 +19903,7 @@
                 <w:sz w:val="20"/>
                 <w:szCs w:val="20"/>
               </w:rPr>
-              <w:t xml:space="preserve">name, image_urls[], external_link, cost,</w:t>
+              <w:t xml:space="preserve">Required: name, link, cost_per_night</w:t>
             </w:r>
           </w:p>
           <w:p>
@@ -19373,7 +19917,7 @@
                 <w:sz w:val="20"/>
                 <w:szCs w:val="20"/>
               </w:rPr>
-              <w:t xml:space="preserve">cost_type (shared/individual),</w:t>
+              <w:t xml:space="preserve">OG scrape: og_title, og_image_url</w:t>
             </w:r>
           </w:p>
           <w:p>
@@ -19387,7 +19931,7 @@
                 <w:sz w:val="20"/>
                 <w:szCs w:val="20"/>
               </w:rPr>
-              <w:t xml:space="preserve">status (estimated/confirmed),</w:t>
+              <w:t xml:space="preserve">Lock: address, bedrooms, check-in/out,</w:t>
             </w:r>
           </w:p>
           <w:p>
@@ -19401,7 +19945,7 @@
                 <w:sz w:val="20"/>
                 <w:szCs w:val="20"/>
               </w:rPr>
-              <w:t xml:space="preserve">booked_by, notes, sort_order,</w:t>
+              <w:t xml:space="preserve">highlights[], additional_photos[],</w:t>
             </w:r>
           </w:p>
           <w:p>
@@ -19415,7 +19959,7 @@
                 <w:sz w:val="20"/>
                 <w:szCs w:val="20"/>
               </w:rPr>
-              <w:t xml:space="preserve">address, lat/lng, datetime (for calendar export)</w:t>
+              <w:t xml:space="preserve">status, booked_by, is_selected</w:t>
             </w:r>
           </w:p>
         </w:tc>
@@ -19446,7 +19990,641 @@
                 <w:sz w:val="20"/>
                 <w:szCs w:val="20"/>
               </w:rPr>
+              <w:t xml:space="preserve">Belongs to Trip; has LodgingVotes</w:t>
+            </w:r>
+          </w:p>
+        </w:tc>
+      </w:tr>
+      <w:tr>
+        <w:tc>
+          <w:tcPr>
+            <w:tcW w:type="dxa" w:w="1600"/>
+            <w:tcBorders>
+              <w:top w:val="single" w:color="CCCCCC" w:sz="1"/>
+              <w:left w:val="single" w:color="CCCCCC" w:sz="1"/>
+              <w:bottom w:val="single" w:color="CCCCCC" w:sz="1"/>
+              <w:right w:val="single" w:color="CCCCCC" w:sz="1"/>
+            </w:tcBorders>
+            <w:tcMar>
+              <w:top w:type="dxa" w:w="80"/>
+              <w:left w:type="dxa" w:w="120"/>
+              <w:bottom w:type="dxa" w:w="80"/>
+              <w:right w:type="dxa" w:w="120"/>
+            </w:tcMar>
+            <w:vAlign w:val="center"/>
+          </w:tcPr>
+          <w:p>
+            <w:r>
+              <w:rPr>
+                <w:rFonts w:ascii="Arial" w:cs="Arial" w:eastAsia="Arial" w:hAnsi="Arial"/>
+                <w:b/>
+                <w:bCs/>
+                <w:color w:val="333333"/>
+                <w:sz w:val="20"/>
+                <w:szCs w:val="20"/>
+              </w:rPr>
+              <w:t xml:space="preserve">Flight</w:t>
+            </w:r>
+          </w:p>
+        </w:tc>
+        <w:tc>
+          <w:tcPr>
+            <w:tcW w:type="dxa" w:w="4180"/>
+            <w:tcBorders>
+              <w:top w:val="single" w:color="CCCCCC" w:sz="1"/>
+              <w:left w:val="single" w:color="CCCCCC" w:sz="1"/>
+              <w:bottom w:val="single" w:color="CCCCCC" w:sz="1"/>
+              <w:right w:val="single" w:color="CCCCCC" w:sz="1"/>
+            </w:tcBorders>
+            <w:tcMar>
+              <w:top w:type="dxa" w:w="80"/>
+              <w:left w:type="dxa" w:w="120"/>
+              <w:bottom w:type="dxa" w:w="80"/>
+              <w:right w:type="dxa" w:w="120"/>
+            </w:tcMar>
+            <w:vAlign w:val="top"/>
+          </w:tcPr>
+          <w:p>
+            <w:pPr>
+              <w:spacing w:after="40"/>
+            </w:pPr>
+            <w:r>
+              <w:rPr>
+                <w:rFonts w:ascii="Arial" w:cs="Arial" w:eastAsia="Arial" w:hAnsi="Arial"/>
+                <w:color w:val="333333"/>
+                <w:sz w:val="20"/>
+                <w:szCs w:val="20"/>
+              </w:rPr>
+              <w:t xml:space="preserve">Required: departure_airport, arrival_airport,</w:t>
+            </w:r>
+          </w:p>
+          <w:p>
+            <w:pPr>
+              <w:spacing w:after="40"/>
+            </w:pPr>
+            <w:r>
+              <w:rPr>
+                <w:rFonts w:ascii="Arial" w:cs="Arial" w:eastAsia="Arial" w:hAnsi="Arial"/>
+                <w:color w:val="333333"/>
+                <w:sz w:val="20"/>
+                <w:szCs w:val="20"/>
+              </w:rPr>
+              <w:t xml:space="preserve">estimated_price</w:t>
+            </w:r>
+          </w:p>
+          <w:p>
+            <w:pPr>
+              <w:spacing w:after="40"/>
+            </w:pPr>
+            <w:r>
+              <w:rPr>
+                <w:rFonts w:ascii="Arial" w:cs="Arial" w:eastAsia="Arial" w:hAnsi="Arial"/>
+                <w:color w:val="333333"/>
+                <w:sz w:val="20"/>
+                <w:szCs w:val="20"/>
+              </w:rPr>
+              <w:t xml:space="preserve">Lock: airline, flight_number, times,</w:t>
+            </w:r>
+          </w:p>
+          <w:p>
+            <w:pPr>
+              <w:spacing w:after="40"/>
+            </w:pPr>
+            <w:r>
+              <w:rPr>
+                <w:rFonts w:ascii="Arial" w:cs="Arial" w:eastAsia="Arial" w:hAnsi="Arial"/>
+                <w:color w:val="333333"/>
+                <w:sz w:val="20"/>
+                <w:szCs w:val="20"/>
+              </w:rPr>
+              <w:t xml:space="preserve">is_direct, duration, booking_link</w:t>
+            </w:r>
+          </w:p>
+        </w:tc>
+        <w:tc>
+          <w:tcPr>
+            <w:tcW w:type="dxa" w:w="3580"/>
+            <w:tcBorders>
+              <w:top w:val="single" w:color="CCCCCC" w:sz="1"/>
+              <w:left w:val="single" w:color="CCCCCC" w:sz="1"/>
+              <w:bottom w:val="single" w:color="CCCCCC" w:sz="1"/>
+              <w:right w:val="single" w:color="CCCCCC" w:sz="1"/>
+            </w:tcBorders>
+            <w:tcMar>
+              <w:top w:type="dxa" w:w="80"/>
+              <w:left w:type="dxa" w:w="120"/>
+              <w:bottom w:type="dxa" w:w="80"/>
+              <w:right w:type="dxa" w:w="120"/>
+            </w:tcMar>
+            <w:vAlign w:val="center"/>
+          </w:tcPr>
+          <w:p>
+            <w:r>
+              <w:rPr>
+                <w:rFonts w:ascii="Arial" w:cs="Arial" w:eastAsia="Arial" w:hAnsi="Arial"/>
+                <w:b w:val="false"/>
+                <w:bCs w:val="false"/>
+                <w:color w:val="333333"/>
+                <w:sz w:val="20"/>
+                <w:szCs w:val="20"/>
+              </w:rPr>
               <w:t xml:space="preserve">Belongs to Trip</w:t>
+            </w:r>
+          </w:p>
+        </w:tc>
+      </w:tr>
+      <w:tr>
+        <w:tc>
+          <w:tcPr>
+            <w:tcW w:type="dxa" w:w="1600"/>
+            <w:tcBorders>
+              <w:top w:val="single" w:color="CCCCCC" w:sz="1"/>
+              <w:left w:val="single" w:color="CCCCCC" w:sz="1"/>
+              <w:bottom w:val="single" w:color="CCCCCC" w:sz="1"/>
+              <w:right w:val="single" w:color="CCCCCC" w:sz="1"/>
+            </w:tcBorders>
+            <w:tcMar>
+              <w:top w:type="dxa" w:w="80"/>
+              <w:left w:type="dxa" w:w="120"/>
+              <w:bottom w:type="dxa" w:w="80"/>
+              <w:right w:type="dxa" w:w="120"/>
+            </w:tcMar>
+            <w:vAlign w:val="center"/>
+          </w:tcPr>
+          <w:p>
+            <w:r>
+              <w:rPr>
+                <w:rFonts w:ascii="Arial" w:cs="Arial" w:eastAsia="Arial" w:hAnsi="Arial"/>
+                <w:b/>
+                <w:bCs/>
+                <w:color w:val="333333"/>
+                <w:sz w:val="20"/>
+                <w:szCs w:val="20"/>
+              </w:rPr>
+              <w:t xml:space="preserve">Transport</w:t>
+            </w:r>
+          </w:p>
+        </w:tc>
+        <w:tc>
+          <w:tcPr>
+            <w:tcW w:type="dxa" w:w="4180"/>
+            <w:tcBorders>
+              <w:top w:val="single" w:color="CCCCCC" w:sz="1"/>
+              <w:left w:val="single" w:color="CCCCCC" w:sz="1"/>
+              <w:bottom w:val="single" w:color="CCCCCC" w:sz="1"/>
+              <w:right w:val="single" w:color="CCCCCC" w:sz="1"/>
+            </w:tcBorders>
+            <w:tcMar>
+              <w:top w:type="dxa" w:w="80"/>
+              <w:left w:type="dxa" w:w="120"/>
+              <w:bottom w:type="dxa" w:w="80"/>
+              <w:right w:type="dxa" w:w="120"/>
+            </w:tcMar>
+            <w:vAlign w:val="top"/>
+          </w:tcPr>
+          <w:p>
+            <w:pPr>
+              <w:spacing w:after="40"/>
+            </w:pPr>
+            <w:r>
+              <w:rPr>
+                <w:rFonts w:ascii="Arial" w:cs="Arial" w:eastAsia="Arial" w:hAnsi="Arial"/>
+                <w:color w:val="333333"/>
+                <w:sz w:val="20"/>
+                <w:szCs w:val="20"/>
+              </w:rPr>
+              <w:t xml:space="preserve">Required: subtype (car/taxi/transit),</w:t>
+            </w:r>
+          </w:p>
+          <w:p>
+            <w:pPr>
+              <w:spacing w:after="40"/>
+            </w:pPr>
+            <w:r>
+              <w:rPr>
+                <w:rFonts w:ascii="Arial" w:cs="Arial" w:eastAsia="Arial" w:hAnsi="Arial"/>
+                <w:color w:val="333333"/>
+                <w:sz w:val="20"/>
+                <w:szCs w:val="20"/>
+              </w:rPr>
+              <w:t xml:space="preserve">estimated_total</w:t>
+            </w:r>
+          </w:p>
+          <w:p>
+            <w:pPr>
+              <w:spacing w:after="40"/>
+            </w:pPr>
+            <w:r>
+              <w:rPr>
+                <w:rFonts w:ascii="Arial" w:cs="Arial" w:eastAsia="Arial" w:hAnsi="Arial"/>
+                <w:color w:val="333333"/>
+                <w:sz w:val="20"/>
+                <w:szCs w:val="20"/>
+              </w:rPr>
+              <w:t xml:space="preserve">Lock: provider, vehicle_type, daily_rate,</w:t>
+            </w:r>
+          </w:p>
+          <w:p>
+            <w:pPr>
+              <w:spacing w:after="40"/>
+            </w:pPr>
+            <w:r>
+              <w:rPr>
+                <w:rFonts w:ascii="Arial" w:cs="Arial" w:eastAsia="Arial" w:hAnsi="Arial"/>
+                <w:color w:val="333333"/>
+                <w:sz w:val="20"/>
+                <w:szCs w:val="20"/>
+              </w:rPr>
+              <w:t xml:space="preserve">pickup/dropoff, booking_link</w:t>
+            </w:r>
+          </w:p>
+        </w:tc>
+        <w:tc>
+          <w:tcPr>
+            <w:tcW w:type="dxa" w:w="3580"/>
+            <w:tcBorders>
+              <w:top w:val="single" w:color="CCCCCC" w:sz="1"/>
+              <w:left w:val="single" w:color="CCCCCC" w:sz="1"/>
+              <w:bottom w:val="single" w:color="CCCCCC" w:sz="1"/>
+              <w:right w:val="single" w:color="CCCCCC" w:sz="1"/>
+            </w:tcBorders>
+            <w:tcMar>
+              <w:top w:type="dxa" w:w="80"/>
+              <w:left w:type="dxa" w:w="120"/>
+              <w:bottom w:type="dxa" w:w="80"/>
+              <w:right w:type="dxa" w:w="120"/>
+            </w:tcMar>
+            <w:vAlign w:val="center"/>
+          </w:tcPr>
+          <w:p>
+            <w:r>
+              <w:rPr>
+                <w:rFonts w:ascii="Arial" w:cs="Arial" w:eastAsia="Arial" w:hAnsi="Arial"/>
+                <w:b w:val="false"/>
+                <w:bCs w:val="false"/>
+                <w:color w:val="333333"/>
+                <w:sz w:val="20"/>
+                <w:szCs w:val="20"/>
+              </w:rPr>
+              <w:t xml:space="preserve">Belongs to Trip</w:t>
+            </w:r>
+          </w:p>
+        </w:tc>
+      </w:tr>
+      <w:tr>
+        <w:tc>
+          <w:tcPr>
+            <w:tcW w:type="dxa" w:w="1600"/>
+            <w:tcBorders>
+              <w:top w:val="single" w:color="CCCCCC" w:sz="1"/>
+              <w:left w:val="single" w:color="CCCCCC" w:sz="1"/>
+              <w:bottom w:val="single" w:color="CCCCCC" w:sz="1"/>
+              <w:right w:val="single" w:color="CCCCCC" w:sz="1"/>
+            </w:tcBorders>
+            <w:tcMar>
+              <w:top w:type="dxa" w:w="80"/>
+              <w:left w:type="dxa" w:w="120"/>
+              <w:bottom w:type="dxa" w:w="80"/>
+              <w:right w:type="dxa" w:w="120"/>
+            </w:tcMar>
+            <w:vAlign w:val="center"/>
+          </w:tcPr>
+          <w:p>
+            <w:r>
+              <w:rPr>
+                <w:rFonts w:ascii="Arial" w:cs="Arial" w:eastAsia="Arial" w:hAnsi="Arial"/>
+                <w:b/>
+                <w:bCs/>
+                <w:color w:val="333333"/>
+                <w:sz w:val="20"/>
+                <w:szCs w:val="20"/>
+              </w:rPr>
+              <w:t xml:space="preserve">Restaurant</w:t>
+            </w:r>
+          </w:p>
+        </w:tc>
+        <w:tc>
+          <w:tcPr>
+            <w:tcW w:type="dxa" w:w="4180"/>
+            <w:tcBorders>
+              <w:top w:val="single" w:color="CCCCCC" w:sz="1"/>
+              <w:left w:val="single" w:color="CCCCCC" w:sz="1"/>
+              <w:bottom w:val="single" w:color="CCCCCC" w:sz="1"/>
+              <w:right w:val="single" w:color="CCCCCC" w:sz="1"/>
+            </w:tcBorders>
+            <w:tcMar>
+              <w:top w:type="dxa" w:w="80"/>
+              <w:left w:type="dxa" w:w="120"/>
+              <w:bottom w:type="dxa" w:w="80"/>
+              <w:right w:type="dxa" w:w="120"/>
+            </w:tcMar>
+            <w:vAlign w:val="top"/>
+          </w:tcPr>
+          <w:p>
+            <w:pPr>
+              <w:spacing w:after="40"/>
+            </w:pPr>
+            <w:r>
+              <w:rPr>
+                <w:rFonts w:ascii="Arial" w:cs="Arial" w:eastAsia="Arial" w:hAnsi="Arial"/>
+                <w:color w:val="333333"/>
+                <w:sz w:val="20"/>
+                <w:szCs w:val="20"/>
+              </w:rPr>
+              <w:t xml:space="preserve">Required: name</w:t>
+            </w:r>
+          </w:p>
+          <w:p>
+            <w:pPr>
+              <w:spacing w:after="40"/>
+            </w:pPr>
+            <w:r>
+              <w:rPr>
+                <w:rFonts w:ascii="Arial" w:cs="Arial" w:eastAsia="Arial" w:hAnsi="Arial"/>
+                <w:color w:val="333333"/>
+                <w:sz w:val="20"/>
+                <w:szCs w:val="20"/>
+              </w:rPr>
+              <w:t xml:space="preserve">Lock: date, time, address, cost_per_person,</w:t>
+            </w:r>
+          </w:p>
+          <w:p>
+            <w:pPr>
+              <w:spacing w:after="40"/>
+            </w:pPr>
+            <w:r>
+              <w:rPr>
+                <w:rFonts w:ascii="Arial" w:cs="Arial" w:eastAsia="Arial" w:hAnsi="Arial"/>
+                <w:color w:val="333333"/>
+                <w:sz w:val="20"/>
+                <w:szCs w:val="20"/>
+              </w:rPr>
+              <w:t xml:space="preserve">reserved_by, confirmation_number</w:t>
+            </w:r>
+          </w:p>
+        </w:tc>
+        <w:tc>
+          <w:tcPr>
+            <w:tcW w:type="dxa" w:w="3580"/>
+            <w:tcBorders>
+              <w:top w:val="single" w:color="CCCCCC" w:sz="1"/>
+              <w:left w:val="single" w:color="CCCCCC" w:sz="1"/>
+              <w:bottom w:val="single" w:color="CCCCCC" w:sz="1"/>
+              <w:right w:val="single" w:color="CCCCCC" w:sz="1"/>
+            </w:tcBorders>
+            <w:tcMar>
+              <w:top w:type="dxa" w:w="80"/>
+              <w:left w:type="dxa" w:w="120"/>
+              <w:bottom w:type="dxa" w:w="80"/>
+              <w:right w:type="dxa" w:w="120"/>
+            </w:tcMar>
+            <w:vAlign w:val="center"/>
+          </w:tcPr>
+          <w:p>
+            <w:r>
+              <w:rPr>
+                <w:rFonts w:ascii="Arial" w:cs="Arial" w:eastAsia="Arial" w:hAnsi="Arial"/>
+                <w:b w:val="false"/>
+                <w:bCs w:val="false"/>
+                <w:color w:val="333333"/>
+                <w:sz w:val="20"/>
+                <w:szCs w:val="20"/>
+              </w:rPr>
+              <w:t xml:space="preserve">Belongs to Trip</w:t>
+            </w:r>
+          </w:p>
+        </w:tc>
+      </w:tr>
+      <w:tr>
+        <w:tc>
+          <w:tcPr>
+            <w:tcW w:type="dxa" w:w="1600"/>
+            <w:tcBorders>
+              <w:top w:val="single" w:color="CCCCCC" w:sz="1"/>
+              <w:left w:val="single" w:color="CCCCCC" w:sz="1"/>
+              <w:bottom w:val="single" w:color="CCCCCC" w:sz="1"/>
+              <w:right w:val="single" w:color="CCCCCC" w:sz="1"/>
+            </w:tcBorders>
+            <w:tcMar>
+              <w:top w:type="dxa" w:w="80"/>
+              <w:left w:type="dxa" w:w="120"/>
+              <w:bottom w:type="dxa" w:w="80"/>
+              <w:right w:type="dxa" w:w="120"/>
+            </w:tcMar>
+            <w:vAlign w:val="center"/>
+          </w:tcPr>
+          <w:p>
+            <w:r>
+              <w:rPr>
+                <w:rFonts w:ascii="Arial" w:cs="Arial" w:eastAsia="Arial" w:hAnsi="Arial"/>
+                <w:b/>
+                <w:bCs/>
+                <w:color w:val="333333"/>
+                <w:sz w:val="20"/>
+                <w:szCs w:val="20"/>
+              </w:rPr>
+              <w:t xml:space="preserve">Activity</w:t>
+            </w:r>
+          </w:p>
+        </w:tc>
+        <w:tc>
+          <w:tcPr>
+            <w:tcW w:type="dxa" w:w="4180"/>
+            <w:tcBorders>
+              <w:top w:val="single" w:color="CCCCCC" w:sz="1"/>
+              <w:left w:val="single" w:color="CCCCCC" w:sz="1"/>
+              <w:bottom w:val="single" w:color="CCCCCC" w:sz="1"/>
+              <w:right w:val="single" w:color="CCCCCC" w:sz="1"/>
+            </w:tcBorders>
+            <w:tcMar>
+              <w:top w:type="dxa" w:w="80"/>
+              <w:left w:type="dxa" w:w="120"/>
+              <w:bottom w:type="dxa" w:w="80"/>
+              <w:right w:type="dxa" w:w="120"/>
+            </w:tcMar>
+            <w:vAlign w:val="top"/>
+          </w:tcPr>
+          <w:p>
+            <w:pPr>
+              <w:spacing w:after="40"/>
+            </w:pPr>
+            <w:r>
+              <w:rPr>
+                <w:rFonts w:ascii="Arial" w:cs="Arial" w:eastAsia="Arial" w:hAnsi="Arial"/>
+                <w:color w:val="333333"/>
+                <w:sz w:val="20"/>
+                <w:szCs w:val="20"/>
+              </w:rPr>
+              <w:t xml:space="preserve">Required: name, estimated_cost</w:t>
+            </w:r>
+          </w:p>
+          <w:p>
+            <w:pPr>
+              <w:spacing w:after="40"/>
+            </w:pPr>
+            <w:r>
+              <w:rPr>
+                <w:rFonts w:ascii="Arial" w:cs="Arial" w:eastAsia="Arial" w:hAnsi="Arial"/>
+                <w:color w:val="333333"/>
+                <w:sz w:val="20"/>
+                <w:szCs w:val="20"/>
+              </w:rPr>
+              <w:t xml:space="preserve">Lock: date, time, duration, location,</w:t>
+            </w:r>
+          </w:p>
+          <w:p>
+            <w:pPr>
+              <w:spacing w:after="40"/>
+            </w:pPr>
+            <w:r>
+              <w:rPr>
+                <w:rFonts w:ascii="Arial" w:cs="Arial" w:eastAsia="Arial" w:hAnsi="Arial"/>
+                <w:color w:val="333333"/>
+                <w:sz w:val="20"/>
+                <w:szCs w:val="20"/>
+              </w:rPr>
+              <w:t xml:space="preserve">booking_link, booked_by</w:t>
+            </w:r>
+          </w:p>
+        </w:tc>
+        <w:tc>
+          <w:tcPr>
+            <w:tcW w:type="dxa" w:w="3580"/>
+            <w:tcBorders>
+              <w:top w:val="single" w:color="CCCCCC" w:sz="1"/>
+              <w:left w:val="single" w:color="CCCCCC" w:sz="1"/>
+              <w:bottom w:val="single" w:color="CCCCCC" w:sz="1"/>
+              <w:right w:val="single" w:color="CCCCCC" w:sz="1"/>
+            </w:tcBorders>
+            <w:tcMar>
+              <w:top w:type="dxa" w:w="80"/>
+              <w:left w:type="dxa" w:w="120"/>
+              <w:bottom w:type="dxa" w:w="80"/>
+              <w:right w:type="dxa" w:w="120"/>
+            </w:tcMar>
+            <w:vAlign w:val="center"/>
+          </w:tcPr>
+          <w:p>
+            <w:r>
+              <w:rPr>
+                <w:rFonts w:ascii="Arial" w:cs="Arial" w:eastAsia="Arial" w:hAnsi="Arial"/>
+                <w:b w:val="false"/>
+                <w:bCs w:val="false"/>
+                <w:color w:val="333333"/>
+                <w:sz w:val="20"/>
+                <w:szCs w:val="20"/>
+              </w:rPr>
+              <w:t xml:space="preserve">Belongs to Trip</w:t>
+            </w:r>
+          </w:p>
+        </w:tc>
+      </w:tr>
+      <w:tr>
+        <w:tc>
+          <w:tcPr>
+            <w:tcW w:type="dxa" w:w="1600"/>
+            <w:tcBorders>
+              <w:top w:val="single" w:color="CCCCCC" w:sz="1"/>
+              <w:left w:val="single" w:color="CCCCCC" w:sz="1"/>
+              <w:bottom w:val="single" w:color="CCCCCC" w:sz="1"/>
+              <w:right w:val="single" w:color="CCCCCC" w:sz="1"/>
+            </w:tcBorders>
+            <w:tcMar>
+              <w:top w:type="dxa" w:w="80"/>
+              <w:left w:type="dxa" w:w="120"/>
+              <w:bottom w:type="dxa" w:w="80"/>
+              <w:right w:type="dxa" w:w="120"/>
+            </w:tcMar>
+            <w:vAlign w:val="center"/>
+          </w:tcPr>
+          <w:p>
+            <w:r>
+              <w:rPr>
+                <w:rFonts w:ascii="Arial" w:cs="Arial" w:eastAsia="Arial" w:hAnsi="Arial"/>
+                <w:b/>
+                <w:bCs/>
+                <w:color w:val="333333"/>
+                <w:sz w:val="20"/>
+                <w:szCs w:val="20"/>
+              </w:rPr>
+              <w:t xml:space="preserve">LodgingVote</w:t>
+            </w:r>
+          </w:p>
+        </w:tc>
+        <w:tc>
+          <w:tcPr>
+            <w:tcW w:type="dxa" w:w="4180"/>
+            <w:tcBorders>
+              <w:top w:val="single" w:color="CCCCCC" w:sz="1"/>
+              <w:left w:val="single" w:color="CCCCCC" w:sz="1"/>
+              <w:bottom w:val="single" w:color="CCCCCC" w:sz="1"/>
+              <w:right w:val="single" w:color="CCCCCC" w:sz="1"/>
+            </w:tcBorders>
+            <w:tcMar>
+              <w:top w:type="dxa" w:w="80"/>
+              <w:left w:type="dxa" w:w="120"/>
+              <w:bottom w:type="dxa" w:w="80"/>
+              <w:right w:type="dxa" w:w="120"/>
+            </w:tcMar>
+            <w:vAlign w:val="top"/>
+          </w:tcPr>
+          <w:p>
+            <w:pPr>
+              <w:spacing w:after="40"/>
+            </w:pPr>
+            <w:r>
+              <w:rPr>
+                <w:rFonts w:ascii="Arial" w:cs="Arial" w:eastAsia="Arial" w:hAnsi="Arial"/>
+                <w:color w:val="333333"/>
+                <w:sz w:val="20"/>
+                <w:szCs w:val="20"/>
+              </w:rPr>
+              <w:t xml:space="preserve">lodging_id, user_id</w:t>
+            </w:r>
+          </w:p>
+          <w:p>
+            <w:pPr>
+              <w:spacing w:after="40"/>
+            </w:pPr>
+            <w:r>
+              <w:rPr>
+                <w:rFonts w:ascii="Arial" w:cs="Arial" w:eastAsia="Arial" w:hAnsi="Arial"/>
+                <w:color w:val="333333"/>
+                <w:sz w:val="20"/>
+                <w:szCs w:val="20"/>
+              </w:rPr>
+              <w:t xml:space="preserve">One vote per user per option</w:t>
+            </w:r>
+          </w:p>
+        </w:tc>
+        <w:tc>
+          <w:tcPr>
+            <w:tcW w:type="dxa" w:w="3580"/>
+            <w:tcBorders>
+              <w:top w:val="single" w:color="CCCCCC" w:sz="1"/>
+              <w:left w:val="single" w:color="CCCCCC" w:sz="1"/>
+              <w:bottom w:val="single" w:color="CCCCCC" w:sz="1"/>
+              <w:right w:val="single" w:color="CCCCCC" w:sz="1"/>
+            </w:tcBorders>
+            <w:tcMar>
+              <w:top w:type="dxa" w:w="80"/>
+              <w:left w:type="dxa" w:w="120"/>
+              <w:bottom w:type="dxa" w:w="80"/>
+              <w:right w:type="dxa" w:w="120"/>
+            </w:tcMar>
+            <w:vAlign w:val="center"/>
+          </w:tcPr>
+          <w:p>
+            <w:r>
+              <w:rPr>
+                <w:rFonts w:ascii="Arial" w:cs="Arial" w:eastAsia="Arial" w:hAnsi="Arial"/>
+                <w:b w:val="false"/>
+                <w:bCs w:val="false"/>
+                <w:color w:val="333333"/>
+                <w:sz w:val="20"/>
+                <w:szCs w:val="20"/>
+              </w:rPr>
+              <w:t xml:space="preserve">Belongs to Lodging + User</w:t>
             </w:r>
           </w:p>
         </w:tc>
@@ -20269,7 +21447,7 @@
           <w:sz w:val="22"/>
           <w:szCs w:val="22"/>
         </w:rPr>
-        <w:t xml:space="preserve">Add/edit blocks, choose theme, set deadline, configure polls, preview.</w:t>
+        <w:t xml:space="preserve">Add/edit typed components (lodging, flights, transport, restaurants, activities), choose theme, set deadline, configure date polls, preview.</w:t>
       </w:r>
     </w:p>
     <w:p>
@@ -21121,7 +22299,7 @@
           <w:sz w:val="22"/>
           <w:szCs w:val="22"/>
         </w:rPr>
-        <w:t xml:space="preserve">A block is a block. Cost type (shared/individual) and status (estimated/confirmed) are the only structure.</w:t>
+        <w:t xml:space="preserve">Typed component tables for lodging, flights, transport, restaurants, and activities. Each has specific required fields for Sketch phase (fast entry) and optional fields that unlock in Lock phase (detailed planning). Lodging supports multiple options with carousel voting.</w:t>
       </w:r>
     </w:p>
     <w:p>
@@ -22178,7 +23356,7 @@
           <w:sz w:val="22"/>
           <w:szCs w:val="22"/>
         </w:rPr>
-        <w:t xml:space="preserve">Content blocks with link-paste enrichment (title + images)</w:t>
+        <w:t xml:space="preserve">Typed components: lodging (with carousel voting), flights, transport, restaurants, activities</w:t>
       </w:r>
     </w:p>
     <w:p>
@@ -22197,7 +23375,7 @@
           <w:sz w:val="22"/>
           <w:szCs w:val="22"/>
         </w:rPr>
-        <w:t xml:space="preserve">Block types: lodging, flights, rental car, activities, meals/groceries</w:t>
+        <w:t xml:space="preserve">Minimal required fields per component (Sketch phase). Detailed fields unlock in Lock phase.</w:t>
       </w:r>
     </w:p>
     <w:p>
@@ -22216,7 +23394,7 @@
           <w:sz w:val="22"/>
           <w:szCs w:val="22"/>
         </w:rPr>
-        <w:t xml:space="preserve">Shared vs. individual cost type; estimated vs. confirmed status</w:t>
+        <w:t xml:space="preserve">OG link enrichment for lodging, restaurants, activities. Airline + provider logo lookup.</w:t>
       </w:r>
     </w:p>
     <w:p>
@@ -22235,7 +23413,7 @@
           <w:sz w:val="22"/>
           <w:szCs w:val="22"/>
         </w:rPr>
-        <w:t xml:space="preserve">Per-person cost calculator with visual breakdown bars</w:t>
+        <w:t xml:space="preserve">Lodging carousel: swipeable options, vote counts + avatars, organizer selects winner</w:t>
       </w:r>
     </w:p>
     <w:p>
@@ -22254,7 +23432,7 @@
           <w:sz w:val="22"/>
           <w:szCs w:val="22"/>
         </w:rPr>
-        <w:t xml:space="preserve">Themed trip page with OG previews, mobile-first</w:t>
+        <w:t xml:space="preserve">Per-person cost calculator with visual breakdown (shared vs individual)</w:t>
       </w:r>
     </w:p>
     <w:p>
@@ -22273,7 +23451,7 @@
           <w:sz w:val="22"/>
           <w:szCs w:val="22"/>
         </w:rPr>
-        <w:t xml:space="preserve">Scroll-triggered animations: fade-in sections, spring hero, confetti on RSVP</w:t>
+        <w:t xml:space="preserve">Themed trip page with OG previews, mobile-first</w:t>
       </w:r>
     </w:p>
     <w:p>
@@ -22292,7 +23470,7 @@
           <w:sz w:val="22"/>
           <w:szCs w:val="22"/>
         </w:rPr>
-        <w:t xml:space="preserve">Countdown timer with pulsing separators</w:t>
+        <w:t xml:space="preserve">Scroll-triggered animations: fade-in sections, spring hero, confetti on RSVP</w:t>
       </w:r>
     </w:p>
     <w:p>
@@ -22311,7 +23489,7 @@
           <w:sz w:val="22"/>
           <w:szCs w:val="22"/>
         </w:rPr>
-        <w:t xml:space="preserve">RSVP with playful copy + post-confirm “Share to Story” CTA</w:t>
+        <w:t xml:space="preserve">Countdown timer with pulsing separators</w:t>
       </w:r>
     </w:p>
     <w:p>
@@ -22330,7 +23508,7 @@
           <w:sz w:val="22"/>
           <w:szCs w:val="22"/>
         </w:rPr>
-        <w:t xml:space="preserve">Date polling with avatar vote indicators + option voting</w:t>
+        <w:t xml:space="preserve">RSVP with playful copy + post-confirm “Share to Story” CTA</w:t>
       </w:r>
     </w:p>
     <w:p>
@@ -22349,7 +23527,7 @@
           <w:sz w:val="22"/>
           <w:szCs w:val="22"/>
         </w:rPr>
-        <w:t xml:space="preserve">Group chat / hype feed with emoji reactions</w:t>
+        <w:t xml:space="preserve">Date poll: multi-select with avatar vote indicators</w:t>
       </w:r>
     </w:p>
     <w:p>
@@ -22368,7 +23546,7 @@
           <w:sz w:val="22"/>
           <w:szCs w:val="22"/>
         </w:rPr>
-        <w:t xml:space="preserve">Share-to-story card (9:16, in trip theme)</w:t>
+        <w:t xml:space="preserve">Late joiners: shareable locked trip, new RSVPs recalculate cost downward</w:t>
       </w:r>
     </w:p>
     <w:p>
@@ -22387,7 +23565,7 @@
           <w:sz w:val="22"/>
           <w:szCs w:val="22"/>
         </w:rPr>
-        <w:t xml:space="preserve">Guest preferences: dietary, +1, arrival info</w:t>
+        <w:t xml:space="preserve">Group chat / hype feed with emoji reactions</w:t>
       </w:r>
     </w:p>
     <w:p>
@@ -22406,7 +23584,7 @@
           <w:sz w:val="22"/>
           <w:szCs w:val="22"/>
         </w:rPr>
-        <w:t xml:space="preserve">User profiles: photo, bio, Instagram/TikTok links</w:t>
+        <w:t xml:space="preserve">Share-to-story card (9:16, in trip theme)</w:t>
       </w:r>
     </w:p>
     <w:p>
@@ -22425,7 +23603,7 @@
           <w:sz w:val="22"/>
           <w:szCs w:val="22"/>
         </w:rPr>
-        <w:t xml:space="preserve">Organizer card on trip page with contact info</w:t>
+        <w:t xml:space="preserve">Guest preferences: dietary, +1, arrival info</w:t>
       </w:r>
     </w:p>
     <w:p>
@@ -22444,7 +23622,7 @@
           <w:sz w:val="22"/>
           <w:szCs w:val="22"/>
         </w:rPr>
-        <w:t xml:space="preserve">Tappable guest profiles (photo, bio, socials)</w:t>
+        <w:t xml:space="preserve">User profiles: photo, bio, Instagram/TikTok links</w:t>
       </w:r>
     </w:p>
     <w:p>
@@ -22463,7 +23641,7 @@
           <w:sz w:val="22"/>
           <w:szCs w:val="22"/>
         </w:rPr>
-        <w:t xml:space="preserve">Venmo/Zelle deeplinks + mark-as-paid tracker</w:t>
+        <w:t xml:space="preserve">Organizer card on trip page with contact info</w:t>
       </w:r>
     </w:p>
     <w:p>
@@ -22482,7 +23660,7 @@
           <w:sz w:val="22"/>
           <w:szCs w:val="22"/>
         </w:rPr>
-        <w:t xml:space="preserve">Essential info hub: organizer-editable key-value fields</w:t>
+        <w:t xml:space="preserve">Tappable guest profiles (photo, bio, socials)</w:t>
       </w:r>
     </w:p>
     <w:p>
@@ -22501,7 +23679,7 @@
           <w:sz w:val="22"/>
           <w:szCs w:val="22"/>
         </w:rPr>
-        <w:t xml:space="preserve">Live expense tracker: log, split, running balances</w:t>
+        <w:t xml:space="preserve">Venmo/Zelle deeplinks + mark-as-paid tracker</w:t>
       </w:r>
     </w:p>
     <w:p>
@@ -22520,7 +23698,7 @@
           <w:sz w:val="22"/>
           <w:szCs w:val="22"/>
         </w:rPr>
-        <w:t xml:space="preserve">Settle Up with optimal transaction calculation + payment deeplinks</w:t>
+        <w:t xml:space="preserve">Essential info hub: organizer-editable key-value fields</w:t>
       </w:r>
     </w:p>
     <w:p>
@@ -22539,7 +23717,7 @@
           <w:sz w:val="22"/>
           <w:szCs w:val="22"/>
         </w:rPr>
-        <w:t xml:space="preserve">Shared photo album deeplink card</w:t>
+        <w:t xml:space="preserve">Live expense tracker: log, split, running balances</w:t>
       </w:r>
     </w:p>
     <w:p>
@@ -22558,7 +23736,45 @@
           <w:sz w:val="22"/>
           <w:szCs w:val="22"/>
         </w:rPr>
-        <w:t xml:space="preserve">“Add to calendar” export (.ics) for trip dates and individual blocks</w:t>
+        <w:t xml:space="preserve">Settle Up with optimal transaction calculation + payment deeplinks</w:t>
+      </w:r>
+    </w:p>
+    <w:p>
+      <w:pPr>
+        <w:pStyle w:val="ListParagraph"/>
+        <w:numPr>
+          <w:ilvl w:val="0"/>
+          <w:numId w:val="14"/>
+        </w:numPr>
+        <w:spacing w:after="80" w:line="280"/>
+      </w:pPr>
+      <w:r>
+        <w:rPr>
+          <w:rFonts w:ascii="Arial" w:cs="Arial" w:eastAsia="Arial" w:hAnsi="Arial"/>
+          <w:color w:val="333333"/>
+          <w:sz w:val="22"/>
+          <w:szCs w:val="22"/>
+        </w:rPr>
+        <w:t xml:space="preserve">Shared photo album deeplink card</w:t>
+      </w:r>
+    </w:p>
+    <w:p>
+      <w:pPr>
+        <w:pStyle w:val="ListParagraph"/>
+        <w:numPr>
+          <w:ilvl w:val="0"/>
+          <w:numId w:val="14"/>
+        </w:numPr>
+        <w:spacing w:after="80" w:line="280"/>
+      </w:pPr>
+      <w:r>
+        <w:rPr>
+          <w:rFonts w:ascii="Arial" w:cs="Arial" w:eastAsia="Arial" w:hAnsi="Arial"/>
+          <w:color w:val="333333"/>
+          <w:sz w:val="22"/>
+          <w:szCs w:val="22"/>
+        </w:rPr>
+        <w:t xml:space="preserve">“Add to calendar” export (.ics) for trip dates and individual components</w:t>
       </w:r>
     </w:p>
     <w:p>
@@ -26277,7 +27493,7 @@
           <w:sz w:val="22"/>
           <w:szCs w:val="22"/>
         </w:rPr>
-        <w:t xml:space="preserve">Block CRUD with link-paste enrichment: lodging, flights, rental car, activities, meals</w:t>
+        <w:t xml:space="preserve">Typed component CRUD: lodging, flights, transport, restaurants, activities (minimal required fields)</w:t>
       </w:r>
     </w:p>
     <w:p>
@@ -26296,7 +27512,7 @@
           <w:sz w:val="22"/>
           <w:szCs w:val="22"/>
         </w:rPr>
-        <w:t xml:space="preserve">Shared vs. individual cost type + estimated/confirmed status</w:t>
+        <w:t xml:space="preserve">OG link enrichment + airline/provider logo lookups</w:t>
       </w:r>
     </w:p>
     <w:p>
@@ -26315,7 +27531,7 @@
           <w:sz w:val="22"/>
           <w:szCs w:val="22"/>
         </w:rPr>
-        <w:t xml:space="preserve">Per-person cost calculator with visual breakdown</w:t>
+        <w:t xml:space="preserve">Lodging carousel with voting (multiple options, swipe, vote counts)</w:t>
       </w:r>
     </w:p>
     <w:p>
@@ -26334,7 +27550,7 @@
           <w:sz w:val="22"/>
           <w:szCs w:val="22"/>
         </w:rPr>
-        <w:t xml:space="preserve">Themed trip page (SSR, OG tags, mobile-first, countdown)</w:t>
+        <w:t xml:space="preserve">Shared vs. individual cost type + estimated/confirmed status</w:t>
       </w:r>
     </w:p>
     <w:p>
@@ -26353,7 +27569,7 @@
           <w:sz w:val="22"/>
           <w:szCs w:val="22"/>
         </w:rPr>
-        <w:t xml:space="preserve">Scroll-triggered animations + confetti on RSVP</w:t>
+        <w:t xml:space="preserve">Per-person cost calculator with visual breakdown</w:t>
       </w:r>
     </w:p>
     <w:p>
@@ -26372,7 +27588,7 @@
           <w:sz w:val="22"/>
           <w:szCs w:val="22"/>
         </w:rPr>
-        <w:t xml:space="preserve">RSVP with playful copy + post-confirm “Share to Story” CTA</w:t>
+        <w:t xml:space="preserve">Themed trip page (SSR, OG tags, mobile-first, countdown)</w:t>
       </w:r>
     </w:p>
     <w:p>
@@ -26391,7 +27607,7 @@
           <w:sz w:val="22"/>
           <w:szCs w:val="22"/>
         </w:rPr>
-        <w:t xml:space="preserve">User profiles: photo, bio, social links + organizer card on trip page</w:t>
+        <w:t xml:space="preserve">Scroll-triggered animations + confetti on RSVP</w:t>
       </w:r>
     </w:p>
     <w:p>
@@ -26410,6 +27626,44 @@
           <w:sz w:val="22"/>
           <w:szCs w:val="22"/>
         </w:rPr>
+        <w:t xml:space="preserve">RSVP with playful copy + post-confirm “Share to Story” CTA</w:t>
+      </w:r>
+    </w:p>
+    <w:p>
+      <w:pPr>
+        <w:pStyle w:val="ListParagraph"/>
+        <w:numPr>
+          <w:ilvl w:val="0"/>
+          <w:numId w:val="19"/>
+        </w:numPr>
+        <w:spacing w:after="80" w:line="280"/>
+      </w:pPr>
+      <w:r>
+        <w:rPr>
+          <w:rFonts w:ascii="Arial" w:cs="Arial" w:eastAsia="Arial" w:hAnsi="Arial"/>
+          <w:color w:val="333333"/>
+          <w:sz w:val="22"/>
+          <w:szCs w:val="22"/>
+        </w:rPr>
+        <w:t xml:space="preserve">User profiles: photo, bio, social links + organizer card on trip page</w:t>
+      </w:r>
+    </w:p>
+    <w:p>
+      <w:pPr>
+        <w:pStyle w:val="ListParagraph"/>
+        <w:numPr>
+          <w:ilvl w:val="0"/>
+          <w:numId w:val="19"/>
+        </w:numPr>
+        <w:spacing w:after="80" w:line="280"/>
+      </w:pPr>
+      <w:r>
+        <w:rPr>
+          <w:rFonts w:ascii="Arial" w:cs="Arial" w:eastAsia="Arial" w:hAnsi="Arial"/>
+          <w:color w:val="333333"/>
+          <w:sz w:val="22"/>
+          <w:szCs w:val="22"/>
+        </w:rPr>
         <w:t xml:space="preserve">Share-to-story card (9:16, themed)</w:t>
       </w:r>
     </w:p>
@@ -26465,7 +27719,7 @@
           <w:sz w:val="22"/>
           <w:szCs w:val="22"/>
         </w:rPr>
-        <w:t xml:space="preserve">Date polling + option voting with visual side-by-side</w:t>
+        <w:t xml:space="preserve">Date poll: multi-select with avatar vote indicators</w:t>
       </w:r>
     </w:p>
     <w:p>
@@ -26634,7 +27888,64 @@
           <w:sz w:val="22"/>
           <w:szCs w:val="22"/>
         </w:rPr>
-        <w:t xml:space="preserve">Block status: estimated → confirmed with “booked by”</w:t>
+        <w:t xml:space="preserve">Component status: estimated → confirmed with “booked by” across all types</w:t>
+      </w:r>
+    </w:p>
+    <w:p>
+      <w:pPr>
+        <w:pStyle w:val="ListParagraph"/>
+        <w:numPr>
+          <w:ilvl w:val="0"/>
+          <w:numId w:val="21"/>
+        </w:numPr>
+        <w:spacing w:after="80" w:line="280"/>
+      </w:pPr>
+      <w:r>
+        <w:rPr>
+          <w:rFonts w:ascii="Arial" w:cs="Arial" w:eastAsia="Arial" w:hAnsi="Arial"/>
+          <w:color w:val="333333"/>
+          <w:sz w:val="22"/>
+          <w:szCs w:val="22"/>
+        </w:rPr>
+        <w:t xml:space="preserve">Lock-phase detail fields: flight numbers, check-in codes, reservation confirmations</w:t>
+      </w:r>
+    </w:p>
+    <w:p>
+      <w:pPr>
+        <w:pStyle w:val="ListParagraph"/>
+        <w:numPr>
+          <w:ilvl w:val="0"/>
+          <w:numId w:val="21"/>
+        </w:numPr>
+        <w:spacing w:after="80" w:line="280"/>
+      </w:pPr>
+      <w:r>
+        <w:rPr>
+          <w:rFonts w:ascii="Arial" w:cs="Arial" w:eastAsia="Arial" w:hAnsi="Arial"/>
+          <w:color w:val="333333"/>
+          <w:sz w:val="22"/>
+          <w:szCs w:val="22"/>
+        </w:rPr>
+        <w:t xml:space="preserve">Lodging winner locked in from carousel vote</w:t>
+      </w:r>
+    </w:p>
+    <w:p>
+      <w:pPr>
+        <w:pStyle w:val="ListParagraph"/>
+        <w:numPr>
+          <w:ilvl w:val="0"/>
+          <w:numId w:val="21"/>
+        </w:numPr>
+        <w:spacing w:after="80" w:line="280"/>
+      </w:pPr>
+      <w:r>
+        <w:rPr>
+          <w:rFonts w:ascii="Arial" w:cs="Arial" w:eastAsia="Arial" w:hAnsi="Arial"/>
+          <w:color w:val="333333"/>
+          <w:sz w:val="22"/>
+          <w:szCs w:val="22"/>
+        </w:rPr>
+        <w:t xml:space="preserve">Late joiners: re-shareable locked trip page, new RSVPs recalculate cost</w:t>
       </w:r>
     </w:p>
     <w:p>
